--- a/CRM/lab1/БПС2601 Вахонин Лабораторная №1.docx
+++ b/CRM/lab1/БПС2601 Вахонин Лабораторная №1.docx
@@ -4,6 +4,7 @@
   <w:body>
     <w:p>
       <w:pPr>
+        <w:ind w:firstLine="0"/>
         <w:jc w:val="center"/>
       </w:pPr>
       <w:r>
@@ -16,6 +17,7 @@
     </w:p>
     <w:p>
       <w:pPr>
+        <w:ind w:firstLine="0"/>
         <w:jc w:val="center"/>
       </w:pPr>
       <w:r>
@@ -24,6 +26,7 @@
     </w:p>
     <w:p>
       <w:pPr>
+        <w:ind w:firstLine="0"/>
         <w:jc w:val="center"/>
       </w:pPr>
       <w:r>
@@ -39,43 +42,51 @@
         <w:pBdr>
           <w:bottom w:val="single" w:sz="6" w:space="1" w:color="000000"/>
         </w:pBdr>
-      </w:pPr>
-    </w:p>
-    <w:p>
-      <w:pPr>
+        <w:ind w:firstLine="0"/>
+      </w:pPr>
+    </w:p>
+    <w:p>
+      <w:pPr>
+        <w:ind w:firstLine="0"/>
         <w:jc w:val="center"/>
       </w:pPr>
       <w:r>
         <w:t>Кафедра «Корпоративные информационные системы»</w:t>
       </w:r>
     </w:p>
-    <w:p/>
-    <w:p/>
-    <w:p/>
-    <w:p/>
-    <w:p/>
-    <w:p/>
-    <w:p/>
-    <w:p/>
-    <w:p/>
-    <w:p>
-      <w:pPr>
-        <w:jc w:val="center"/>
-      </w:pPr>
-      <w:r>
-        <w:t>Лабораторный практикум по дисциплине</w:t>
-      </w:r>
-    </w:p>
-    <w:p>
-      <w:pPr>
-        <w:jc w:val="center"/>
-      </w:pPr>
-      <w:r>
-        <w:t>CRM-системы</w:t>
-      </w:r>
-    </w:p>
-    <w:p>
-      <w:pPr>
+    <w:p>
+      <w:pPr>
+        <w:ind w:firstLine="0"/>
+      </w:pPr>
+    </w:p>
+    <w:p>
+      <w:pPr>
+        <w:ind w:firstLine="0"/>
+      </w:pPr>
+    </w:p>
+    <w:p>
+      <w:pPr>
+        <w:ind w:firstLine="0"/>
+      </w:pPr>
+    </w:p>
+    <w:p>
+      <w:pPr>
+        <w:ind w:firstLine="0"/>
+      </w:pPr>
+    </w:p>
+    <w:p>
+      <w:pPr>
+        <w:ind w:firstLine="0"/>
+      </w:pPr>
+    </w:p>
+    <w:p>
+      <w:pPr>
+        <w:ind w:firstLine="0"/>
+      </w:pPr>
+    </w:p>
+    <w:p>
+      <w:pPr>
+        <w:ind w:firstLine="0"/>
         <w:jc w:val="center"/>
       </w:pPr>
       <w:r>
@@ -83,16 +94,656 @@
           <w:b/>
           <w:bCs/>
         </w:rPr>
-        <w:t>Лабораторная работа № 1</w:t>
-      </w:r>
-    </w:p>
-    <w:p>
-      <w:pPr>
+        <w:t>Отчет по лабораторной работе №1</w:t>
+      </w:r>
+    </w:p>
+    <w:p>
+      <w:pPr>
+        <w:ind w:firstLine="0"/>
         <w:jc w:val="center"/>
       </w:pPr>
       <w:r>
         <w:t>«Установка учебной платформы «1С Предприятие 8» и «1С: Управление нашей фирмой»»</w:t>
       </w:r>
+    </w:p>
+    <w:p>
+      <w:pPr>
+        <w:ind w:firstLine="0"/>
+      </w:pPr>
+    </w:p>
+    <w:p>
+      <w:pPr>
+        <w:ind w:firstLine="0"/>
+      </w:pPr>
+    </w:p>
+    <w:p>
+      <w:pPr>
+        <w:ind w:firstLine="0"/>
+      </w:pPr>
+    </w:p>
+    <w:p>
+      <w:pPr>
+        <w:ind w:firstLine="0"/>
+      </w:pPr>
+    </w:p>
+    <w:p>
+      <w:pPr>
+        <w:ind w:firstLine="0"/>
+      </w:pPr>
+    </w:p>
+    <w:p>
+      <w:pPr>
+        <w:ind w:firstLine="0"/>
+        <w:jc w:val="right"/>
+      </w:pPr>
+      <w:r>
+        <w:t>Выполнил: ст. группы БПС2601 Вахонин М. А.</w:t>
+      </w:r>
+    </w:p>
+    <w:p>
+      <w:pPr>
+        <w:ind w:firstLine="0"/>
+        <w:jc w:val="right"/>
+      </w:pPr>
+      <w:r>
+        <w:t>Проверил: Игнатов Д.В.</w:t>
+      </w:r>
+    </w:p>
+    <w:p>
+      <w:pPr>
+        <w:ind w:firstLine="0"/>
+      </w:pPr>
+      <w:r>
+        <w:br w:type="page"/>
+      </w:r>
+    </w:p>
+    <w:bookmarkStart w:id="0" w:name="_Toc243697832" w:displacedByCustomXml="next"/>
+    <w:bookmarkStart w:id="1" w:name="_Toc243039469" w:displacedByCustomXml="next"/>
+    <w:sdt>
+      <w:sdtPr>
+        <w:id w:val="966553266"/>
+        <w:docPartObj>
+          <w:docPartGallery w:val="Table of Contents"/>
+          <w:docPartUnique/>
+        </w:docPartObj>
+      </w:sdtPr>
+      <w:sdtEndPr>
+        <w:rPr>
+          <w:b/>
+          <w:bCs/>
+        </w:rPr>
+      </w:sdtEndPr>
+      <w:sdtContent>
+        <w:p>
+          <w:pPr>
+            <w:jc w:val="center"/>
+            <w:rPr>
+              <w:b/>
+              <w:bCs/>
+            </w:rPr>
+          </w:pPr>
+          <w:r>
+            <w:rPr>
+              <w:b/>
+              <w:bCs/>
+            </w:rPr>
+            <w:t>СОДЕРЖАНИЕ</w:t>
+          </w:r>
+        </w:p>
+        <w:p>
+          <w:pPr>
+            <w:pStyle w:val="11"/>
+            <w:tabs>
+              <w:tab w:val="right" w:leader="dot" w:pos="9345"/>
+            </w:tabs>
+            <w:rPr>
+              <w:rFonts w:asciiTheme="minorHAnsi" w:eastAsiaTheme="minorEastAsia" w:hAnsiTheme="minorHAnsi" w:cstheme="minorBidi"/>
+              <w:noProof/>
+              <w:kern w:val="2"/>
+              <w:sz w:val="24"/>
+              <w:szCs w:val="24"/>
+              <w:lang w:eastAsia="ru-RU" w:bidi="ar-SA"/>
+              <w14:ligatures w14:val="standardContextual"/>
+            </w:rPr>
+          </w:pPr>
+          <w:r>
+            <w:fldChar w:fldCharType="begin"/>
+          </w:r>
+          <w:r>
+            <w:instrText xml:space="preserve"> TOC \o "1-3" \h \z \u </w:instrText>
+          </w:r>
+          <w:r>
+            <w:fldChar w:fldCharType="separate"/>
+          </w:r>
+          <w:hyperlink w:anchor="_Toc243698026" w:history="1">
+            <w:r>
+              <w:rPr>
+                <w:rStyle w:val="af0"/>
+                <w:rFonts w:eastAsia="Times New Roman"/>
+                <w:noProof/>
+              </w:rPr>
+              <w:t xml:space="preserve">1. </w:t>
+            </w:r>
+            <w:r>
+              <w:rPr>
+                <w:rStyle w:val="af0"/>
+                <w:noProof/>
+              </w:rPr>
+              <w:t>Постановка задачи</w:t>
+            </w:r>
+            <w:r>
+              <w:rPr>
+                <w:noProof/>
+                <w:webHidden/>
+              </w:rPr>
+              <w:tab/>
+            </w:r>
+            <w:r>
+              <w:rPr>
+                <w:noProof/>
+                <w:webHidden/>
+              </w:rPr>
+              <w:fldChar w:fldCharType="begin"/>
+            </w:r>
+            <w:r>
+              <w:rPr>
+                <w:noProof/>
+                <w:webHidden/>
+              </w:rPr>
+              <w:instrText xml:space="preserve"> PAGEREF _Toc243698026 \h </w:instrText>
+            </w:r>
+            <w:r>
+              <w:rPr>
+                <w:noProof/>
+                <w:webHidden/>
+              </w:rPr>
+            </w:r>
+            <w:r>
+              <w:rPr>
+                <w:noProof/>
+                <w:webHidden/>
+              </w:rPr>
+              <w:fldChar w:fldCharType="separate"/>
+            </w:r>
+            <w:r>
+              <w:rPr>
+                <w:noProof/>
+                <w:webHidden/>
+              </w:rPr>
+              <w:t>3</w:t>
+            </w:r>
+            <w:r>
+              <w:rPr>
+                <w:noProof/>
+                <w:webHidden/>
+              </w:rPr>
+              <w:fldChar w:fldCharType="end"/>
+            </w:r>
+          </w:hyperlink>
+        </w:p>
+        <w:p>
+          <w:pPr>
+            <w:pStyle w:val="23"/>
+            <w:tabs>
+              <w:tab w:val="right" w:leader="dot" w:pos="9345"/>
+            </w:tabs>
+            <w:rPr>
+              <w:rFonts w:asciiTheme="minorHAnsi" w:eastAsiaTheme="minorEastAsia" w:hAnsiTheme="minorHAnsi" w:cstheme="minorBidi"/>
+              <w:noProof/>
+              <w:kern w:val="2"/>
+              <w:sz w:val="24"/>
+              <w:szCs w:val="24"/>
+              <w:lang w:eastAsia="ru-RU" w:bidi="ar-SA"/>
+              <w14:ligatures w14:val="standardContextual"/>
+            </w:rPr>
+          </w:pPr>
+          <w:hyperlink w:anchor="_Toc243698027" w:history="1">
+            <w:r>
+              <w:rPr>
+                <w:rStyle w:val="af0"/>
+                <w:noProof/>
+              </w:rPr>
+              <w:t>Цель:</w:t>
+            </w:r>
+            <w:r>
+              <w:rPr>
+                <w:noProof/>
+                <w:webHidden/>
+              </w:rPr>
+              <w:tab/>
+            </w:r>
+            <w:r>
+              <w:rPr>
+                <w:noProof/>
+                <w:webHidden/>
+              </w:rPr>
+              <w:fldChar w:fldCharType="begin"/>
+            </w:r>
+            <w:r>
+              <w:rPr>
+                <w:noProof/>
+                <w:webHidden/>
+              </w:rPr>
+              <w:instrText xml:space="preserve"> PAGEREF _Toc243698027 \h </w:instrText>
+            </w:r>
+            <w:r>
+              <w:rPr>
+                <w:noProof/>
+                <w:webHidden/>
+              </w:rPr>
+            </w:r>
+            <w:r>
+              <w:rPr>
+                <w:noProof/>
+                <w:webHidden/>
+              </w:rPr>
+              <w:fldChar w:fldCharType="separate"/>
+            </w:r>
+            <w:r>
+              <w:rPr>
+                <w:noProof/>
+                <w:webHidden/>
+              </w:rPr>
+              <w:t>3</w:t>
+            </w:r>
+            <w:r>
+              <w:rPr>
+                <w:noProof/>
+                <w:webHidden/>
+              </w:rPr>
+              <w:fldChar w:fldCharType="end"/>
+            </w:r>
+          </w:hyperlink>
+        </w:p>
+        <w:p>
+          <w:pPr>
+            <w:pStyle w:val="23"/>
+            <w:tabs>
+              <w:tab w:val="right" w:leader="dot" w:pos="9345"/>
+            </w:tabs>
+            <w:rPr>
+              <w:rFonts w:asciiTheme="minorHAnsi" w:eastAsiaTheme="minorEastAsia" w:hAnsiTheme="minorHAnsi" w:cstheme="minorBidi"/>
+              <w:noProof/>
+              <w:kern w:val="2"/>
+              <w:sz w:val="24"/>
+              <w:szCs w:val="24"/>
+              <w:lang w:eastAsia="ru-RU" w:bidi="ar-SA"/>
+              <w14:ligatures w14:val="standardContextual"/>
+            </w:rPr>
+          </w:pPr>
+          <w:hyperlink w:anchor="_Toc243698028" w:history="1">
+            <w:r>
+              <w:rPr>
+                <w:rStyle w:val="af0"/>
+                <w:noProof/>
+              </w:rPr>
+              <w:t>Задачи:</w:t>
+            </w:r>
+            <w:r>
+              <w:rPr>
+                <w:noProof/>
+                <w:webHidden/>
+              </w:rPr>
+              <w:tab/>
+            </w:r>
+            <w:r>
+              <w:rPr>
+                <w:noProof/>
+                <w:webHidden/>
+              </w:rPr>
+              <w:fldChar w:fldCharType="begin"/>
+            </w:r>
+            <w:r>
+              <w:rPr>
+                <w:noProof/>
+                <w:webHidden/>
+              </w:rPr>
+              <w:instrText xml:space="preserve"> PAGEREF _Toc243698028 \h </w:instrText>
+            </w:r>
+            <w:r>
+              <w:rPr>
+                <w:noProof/>
+                <w:webHidden/>
+              </w:rPr>
+            </w:r>
+            <w:r>
+              <w:rPr>
+                <w:noProof/>
+                <w:webHidden/>
+              </w:rPr>
+              <w:fldChar w:fldCharType="separate"/>
+            </w:r>
+            <w:r>
+              <w:rPr>
+                <w:noProof/>
+                <w:webHidden/>
+              </w:rPr>
+              <w:t>3</w:t>
+            </w:r>
+            <w:r>
+              <w:rPr>
+                <w:noProof/>
+                <w:webHidden/>
+              </w:rPr>
+              <w:fldChar w:fldCharType="end"/>
+            </w:r>
+          </w:hyperlink>
+        </w:p>
+        <w:p>
+          <w:pPr>
+            <w:pStyle w:val="11"/>
+            <w:tabs>
+              <w:tab w:val="right" w:leader="dot" w:pos="9345"/>
+            </w:tabs>
+            <w:rPr>
+              <w:rFonts w:asciiTheme="minorHAnsi" w:eastAsiaTheme="minorEastAsia" w:hAnsiTheme="minorHAnsi" w:cstheme="minorBidi"/>
+              <w:noProof/>
+              <w:kern w:val="2"/>
+              <w:sz w:val="24"/>
+              <w:szCs w:val="24"/>
+              <w:lang w:eastAsia="ru-RU" w:bidi="ar-SA"/>
+              <w14:ligatures w14:val="standardContextual"/>
+            </w:rPr>
+          </w:pPr>
+          <w:hyperlink w:anchor="_Toc243698029" w:history="1">
+            <w:r>
+              <w:rPr>
+                <w:rStyle w:val="af0"/>
+                <w:rFonts w:eastAsia="Times New Roman"/>
+                <w:noProof/>
+              </w:rPr>
+              <w:t>2. Ход работы</w:t>
+            </w:r>
+            <w:r>
+              <w:rPr>
+                <w:noProof/>
+                <w:webHidden/>
+              </w:rPr>
+              <w:tab/>
+            </w:r>
+            <w:r>
+              <w:rPr>
+                <w:noProof/>
+                <w:webHidden/>
+              </w:rPr>
+              <w:fldChar w:fldCharType="begin"/>
+            </w:r>
+            <w:r>
+              <w:rPr>
+                <w:noProof/>
+                <w:webHidden/>
+              </w:rPr>
+              <w:instrText xml:space="preserve"> PAGEREF _Toc243698029 \h </w:instrText>
+            </w:r>
+            <w:r>
+              <w:rPr>
+                <w:noProof/>
+                <w:webHidden/>
+              </w:rPr>
+            </w:r>
+            <w:r>
+              <w:rPr>
+                <w:noProof/>
+                <w:webHidden/>
+              </w:rPr>
+              <w:fldChar w:fldCharType="separate"/>
+            </w:r>
+            <w:r>
+              <w:rPr>
+                <w:noProof/>
+                <w:webHidden/>
+              </w:rPr>
+              <w:t>3</w:t>
+            </w:r>
+            <w:r>
+              <w:rPr>
+                <w:noProof/>
+                <w:webHidden/>
+              </w:rPr>
+              <w:fldChar w:fldCharType="end"/>
+            </w:r>
+          </w:hyperlink>
+        </w:p>
+        <w:p>
+          <w:pPr>
+            <w:pStyle w:val="23"/>
+            <w:tabs>
+              <w:tab w:val="right" w:leader="dot" w:pos="9345"/>
+            </w:tabs>
+            <w:rPr>
+              <w:rFonts w:asciiTheme="minorHAnsi" w:eastAsiaTheme="minorEastAsia" w:hAnsiTheme="minorHAnsi" w:cstheme="minorBidi"/>
+              <w:noProof/>
+              <w:kern w:val="2"/>
+              <w:sz w:val="24"/>
+              <w:szCs w:val="24"/>
+              <w:lang w:eastAsia="ru-RU" w:bidi="ar-SA"/>
+              <w14:ligatures w14:val="standardContextual"/>
+            </w:rPr>
+          </w:pPr>
+          <w:hyperlink w:anchor="_Toc243698030" w:history="1">
+            <w:r>
+              <w:rPr>
+                <w:rStyle w:val="af0"/>
+                <w:noProof/>
+              </w:rPr>
+              <w:t>Установка «1С Предприятие 8»</w:t>
+            </w:r>
+            <w:r>
+              <w:rPr>
+                <w:noProof/>
+                <w:webHidden/>
+              </w:rPr>
+              <w:tab/>
+            </w:r>
+            <w:r>
+              <w:rPr>
+                <w:noProof/>
+                <w:webHidden/>
+              </w:rPr>
+              <w:fldChar w:fldCharType="begin"/>
+            </w:r>
+            <w:r>
+              <w:rPr>
+                <w:noProof/>
+                <w:webHidden/>
+              </w:rPr>
+              <w:instrText xml:space="preserve"> PAGEREF _Toc243698030 \h </w:instrText>
+            </w:r>
+            <w:r>
+              <w:rPr>
+                <w:noProof/>
+                <w:webHidden/>
+              </w:rPr>
+            </w:r>
+            <w:r>
+              <w:rPr>
+                <w:noProof/>
+                <w:webHidden/>
+              </w:rPr>
+              <w:fldChar w:fldCharType="separate"/>
+            </w:r>
+            <w:r>
+              <w:rPr>
+                <w:noProof/>
+                <w:webHidden/>
+              </w:rPr>
+              <w:t>3</w:t>
+            </w:r>
+            <w:r>
+              <w:rPr>
+                <w:noProof/>
+                <w:webHidden/>
+              </w:rPr>
+              <w:fldChar w:fldCharType="end"/>
+            </w:r>
+          </w:hyperlink>
+        </w:p>
+        <w:p>
+          <w:pPr>
+            <w:pStyle w:val="23"/>
+            <w:tabs>
+              <w:tab w:val="right" w:leader="dot" w:pos="9345"/>
+            </w:tabs>
+            <w:rPr>
+              <w:rFonts w:asciiTheme="minorHAnsi" w:eastAsiaTheme="minorEastAsia" w:hAnsiTheme="minorHAnsi" w:cstheme="minorBidi"/>
+              <w:noProof/>
+              <w:kern w:val="2"/>
+              <w:sz w:val="24"/>
+              <w:szCs w:val="24"/>
+              <w:lang w:eastAsia="ru-RU" w:bidi="ar-SA"/>
+              <w14:ligatures w14:val="standardContextual"/>
+            </w:rPr>
+          </w:pPr>
+          <w:hyperlink w:anchor="_Toc243698031" w:history="1">
+            <w:r>
+              <w:rPr>
+                <w:rStyle w:val="af0"/>
+                <w:noProof/>
+              </w:rPr>
+              <w:t>Установка «1С: УНФ»</w:t>
+            </w:r>
+            <w:r>
+              <w:rPr>
+                <w:noProof/>
+                <w:webHidden/>
+              </w:rPr>
+              <w:tab/>
+            </w:r>
+            <w:r>
+              <w:rPr>
+                <w:noProof/>
+                <w:webHidden/>
+              </w:rPr>
+              <w:fldChar w:fldCharType="begin"/>
+            </w:r>
+            <w:r>
+              <w:rPr>
+                <w:noProof/>
+                <w:webHidden/>
+              </w:rPr>
+              <w:instrText xml:space="preserve"> PAGEREF _Toc243698031 \h </w:instrText>
+            </w:r>
+            <w:r>
+              <w:rPr>
+                <w:noProof/>
+                <w:webHidden/>
+              </w:rPr>
+            </w:r>
+            <w:r>
+              <w:rPr>
+                <w:noProof/>
+                <w:webHidden/>
+              </w:rPr>
+              <w:fldChar w:fldCharType="separate"/>
+            </w:r>
+            <w:r>
+              <w:rPr>
+                <w:noProof/>
+                <w:webHidden/>
+              </w:rPr>
+              <w:t>4</w:t>
+            </w:r>
+            <w:r>
+              <w:rPr>
+                <w:noProof/>
+                <w:webHidden/>
+              </w:rPr>
+              <w:fldChar w:fldCharType="end"/>
+            </w:r>
+          </w:hyperlink>
+        </w:p>
+        <w:p>
+          <w:pPr>
+            <w:pStyle w:val="11"/>
+            <w:tabs>
+              <w:tab w:val="right" w:leader="dot" w:pos="9345"/>
+            </w:tabs>
+            <w:rPr>
+              <w:rFonts w:asciiTheme="minorHAnsi" w:eastAsiaTheme="minorEastAsia" w:hAnsiTheme="minorHAnsi" w:cstheme="minorBidi"/>
+              <w:noProof/>
+              <w:kern w:val="2"/>
+              <w:sz w:val="24"/>
+              <w:szCs w:val="24"/>
+              <w:lang w:eastAsia="ru-RU" w:bidi="ar-SA"/>
+              <w14:ligatures w14:val="standardContextual"/>
+            </w:rPr>
+          </w:pPr>
+          <w:hyperlink w:anchor="_Toc243698032" w:history="1">
+            <w:r>
+              <w:rPr>
+                <w:rStyle w:val="af0"/>
+                <w:noProof/>
+              </w:rPr>
+              <w:t>3. Вывод</w:t>
+            </w:r>
+            <w:r>
+              <w:rPr>
+                <w:noProof/>
+                <w:webHidden/>
+              </w:rPr>
+              <w:tab/>
+            </w:r>
+            <w:r>
+              <w:rPr>
+                <w:noProof/>
+                <w:webHidden/>
+              </w:rPr>
+              <w:fldChar w:fldCharType="begin"/>
+            </w:r>
+            <w:r>
+              <w:rPr>
+                <w:noProof/>
+                <w:webHidden/>
+              </w:rPr>
+              <w:instrText xml:space="preserve"> PAGEREF _Toc243698032 \h </w:instrText>
+            </w:r>
+            <w:r>
+              <w:rPr>
+                <w:noProof/>
+                <w:webHidden/>
+              </w:rPr>
+            </w:r>
+            <w:r>
+              <w:rPr>
+                <w:noProof/>
+                <w:webHidden/>
+              </w:rPr>
+              <w:fldChar w:fldCharType="separate"/>
+            </w:r>
+            <w:r>
+              <w:rPr>
+                <w:noProof/>
+                <w:webHidden/>
+              </w:rPr>
+              <w:t>5</w:t>
+            </w:r>
+            <w:r>
+              <w:rPr>
+                <w:noProof/>
+                <w:webHidden/>
+              </w:rPr>
+              <w:fldChar w:fldCharType="end"/>
+            </w:r>
+          </w:hyperlink>
+        </w:p>
+        <w:p>
+          <w:r>
+            <w:rPr>
+              <w:b/>
+              <w:bCs/>
+            </w:rPr>
+            <w:fldChar w:fldCharType="end"/>
+          </w:r>
+        </w:p>
+      </w:sdtContent>
+    </w:sdt>
+    <w:p>
+      <w:pPr>
+        <w:pStyle w:val="ae"/>
+        <w:rPr>
+          <w:rFonts w:eastAsia="Times New Roman"/>
+        </w:rPr>
+      </w:pPr>
     </w:p>
     <w:p/>
     <w:p/>
@@ -104,309 +755,126 @@
     <w:p/>
     <w:p/>
     <w:p/>
-    <w:p>
-      <w:pPr>
-        <w:ind w:left="3540"/>
-        <w:jc w:val="right"/>
-      </w:pPr>
-      <w:r>
-        <w:t>Выполнил: ст. группы БПС2601 Вахонин М. А.</w:t>
-      </w:r>
-    </w:p>
-    <w:p>
-      <w:pPr>
-        <w:jc w:val="right"/>
-      </w:pPr>
-      <w:r>
-        <w:t>Проверил: Игнатов Д.В.</w:t>
-      </w:r>
-    </w:p>
-    <w:p>
-      <w:pPr>
-        <w:spacing w:after="160" w:line="360" w:lineRule="auto"/>
-        <w:ind w:firstLine="851"/>
-      </w:pPr>
-      <w:r>
-        <w:br w:type="page"/>
-      </w:r>
-    </w:p>
-    <w:p>
-      <w:pPr>
-        <w:jc w:val="center"/>
+    <w:p/>
+    <w:p/>
+    <w:p/>
+    <w:p/>
+    <w:p/>
+    <w:p/>
+    <w:p/>
+    <w:p/>
+    <w:p/>
+    <w:p>
+      <w:pPr>
+        <w:pStyle w:val="ae"/>
+      </w:pPr>
+      <w:bookmarkStart w:id="2" w:name="_Toc243698026"/>
+      <w:r>
+        <w:rPr>
+          <w:rFonts w:eastAsia="Times New Roman"/>
+        </w:rPr>
+        <w:t xml:space="preserve">1. </w:t>
+      </w:r>
+      <w:r>
+        <w:t>Постановка задачи</w:t>
+      </w:r>
+      <w:bookmarkEnd w:id="1"/>
+      <w:bookmarkEnd w:id="0"/>
+      <w:bookmarkEnd w:id="2"/>
+    </w:p>
+    <w:p>
+      <w:pPr>
+        <w:pStyle w:val="af1"/>
+      </w:pPr>
+      <w:bookmarkStart w:id="3" w:name="_Toc243039470"/>
+      <w:bookmarkStart w:id="4" w:name="_Toc243697833"/>
+      <w:bookmarkStart w:id="5" w:name="_Toc243698027"/>
+      <w:r>
+        <w:t>Цель:</w:t>
+      </w:r>
+      <w:bookmarkEnd w:id="4"/>
+      <w:bookmarkEnd w:id="5"/>
+      <w:r>
+        <w:t xml:space="preserve"> </w:t>
+      </w:r>
+    </w:p>
+    <w:p>
+      <w:r>
+        <w:t>получить практические навыки по установке ПО.</w:t>
+      </w:r>
+      <w:bookmarkEnd w:id="3"/>
+    </w:p>
+    <w:p>
+      <w:pPr>
+        <w:pStyle w:val="af1"/>
+      </w:pPr>
+      <w:bookmarkStart w:id="6" w:name="_Toc243039471"/>
+      <w:bookmarkStart w:id="7" w:name="_Toc243697834"/>
+      <w:bookmarkStart w:id="8" w:name="_Toc243698028"/>
+      <w:r>
+        <w:t>Задачи:</w:t>
+      </w:r>
+      <w:bookmarkEnd w:id="6"/>
+      <w:bookmarkEnd w:id="7"/>
+      <w:bookmarkEnd w:id="8"/>
+    </w:p>
+    <w:p>
+      <w:r>
+        <w:t>Установить программы, необходимые для выполнения лабораторных работ;</w:t>
+      </w:r>
+    </w:p>
+    <w:p>
+      <w:r>
+        <w:t>Настроить программы для начала работы;</w:t>
+      </w:r>
+    </w:p>
+    <w:p>
+      <w:r>
+        <w:t>Написать отчет.</w:t>
+      </w:r>
+    </w:p>
+    <w:p>
+      <w:pPr>
+        <w:pStyle w:val="ae"/>
+      </w:pPr>
+      <w:bookmarkStart w:id="9" w:name="_Toc243039472"/>
+      <w:bookmarkStart w:id="10" w:name="_Toc243697835"/>
+      <w:bookmarkStart w:id="11" w:name="_Toc243698029"/>
+      <w:r>
+        <w:rPr>
+          <w:rFonts w:eastAsia="Times New Roman"/>
+        </w:rPr>
+        <w:t>2. Ход работы</w:t>
+      </w:r>
+      <w:bookmarkEnd w:id="9"/>
+      <w:bookmarkEnd w:id="10"/>
+      <w:bookmarkEnd w:id="11"/>
+    </w:p>
+    <w:p>
+      <w:pPr>
+        <w:pStyle w:val="af1"/>
+      </w:pPr>
+      <w:bookmarkStart w:id="12" w:name="_Toc243039473"/>
+      <w:bookmarkStart w:id="13" w:name="_Toc243697836"/>
+      <w:bookmarkStart w:id="14" w:name="_Toc243698030"/>
+      <w:r>
+        <w:t>Установка «1С Предприятие 8»</w:t>
+      </w:r>
+      <w:bookmarkEnd w:id="12"/>
+      <w:bookmarkEnd w:id="13"/>
+      <w:bookmarkEnd w:id="14"/>
+    </w:p>
+    <w:p>
+      <w:r>
+        <w:t>На сайте учебного центра 1С (https://uc1.1c.ru) на вкладке «Учебная версия 1С» скачан архив учебной версии платформы для Windows и разархивирован. В папке запущен файл «setup.exe», выполнены подсказки установщика (приветственное окно, разрешение внесения изменений, загрузка). После появления окна «Программа установки завершена» платформа «1С Предприятие 8» установлена и доступна на рабочем столе и в меню «Пуск».</w:t>
+      </w:r>
+    </w:p>
+    <w:p>
+      <w:r>
         <w:rPr>
           <w:b/>
           <w:bCs/>
-        </w:rPr>
-      </w:pPr>
-      <w:r>
-        <w:rPr>
-          <w:b/>
-          <w:bCs/>
-        </w:rPr>
-        <w:lastRenderedPageBreak/>
-        <w:t>ОГЛАВЛЕНИЕ</w:t>
-      </w:r>
-    </w:p>
-    <w:p>
-      <w:pPr>
-        <w:pStyle w:val="a7"/>
-        <w:numPr>
-          <w:ilvl w:val="0"/>
-          <w:numId w:val="2"/>
-        </w:numPr>
-        <w:jc w:val="both"/>
-      </w:pPr>
-      <w:r>
-        <w:t>Постановка задачи</w:t>
-      </w:r>
-    </w:p>
-    <w:p>
-      <w:pPr>
-        <w:pStyle w:val="a7"/>
-        <w:numPr>
-          <w:ilvl w:val="1"/>
-          <w:numId w:val="2"/>
-        </w:numPr>
-        <w:jc w:val="both"/>
-      </w:pPr>
-      <w:r>
-        <w:t>Цель</w:t>
-      </w:r>
-    </w:p>
-    <w:p>
-      <w:pPr>
-        <w:pStyle w:val="a7"/>
-        <w:numPr>
-          <w:ilvl w:val="1"/>
-          <w:numId w:val="2"/>
-        </w:numPr>
-        <w:jc w:val="both"/>
-      </w:pPr>
-      <w:r>
-        <w:t>Задачи</w:t>
-      </w:r>
-    </w:p>
-    <w:p>
-      <w:pPr>
-        <w:pStyle w:val="a7"/>
-        <w:numPr>
-          <w:ilvl w:val="0"/>
-          <w:numId w:val="2"/>
-        </w:numPr>
-        <w:jc w:val="both"/>
-      </w:pPr>
-      <w:r>
-        <w:t>Ход работы</w:t>
-      </w:r>
-    </w:p>
-    <w:p>
-      <w:pPr>
-        <w:pStyle w:val="a7"/>
-        <w:numPr>
-          <w:ilvl w:val="1"/>
-          <w:numId w:val="2"/>
-        </w:numPr>
-        <w:jc w:val="both"/>
-      </w:pPr>
-      <w:r>
-        <w:t>Установка «1С: Предприятие»</w:t>
-      </w:r>
-    </w:p>
-    <w:p>
-      <w:pPr>
-        <w:pStyle w:val="a7"/>
-        <w:numPr>
-          <w:ilvl w:val="1"/>
-          <w:numId w:val="2"/>
-        </w:numPr>
-        <w:jc w:val="both"/>
-      </w:pPr>
-      <w:r>
-        <w:t>Установка «1С: УНФ»</w:t>
-      </w:r>
-    </w:p>
-    <w:p>
-      <w:pPr>
-        <w:pStyle w:val="a7"/>
-        <w:numPr>
-          <w:ilvl w:val="0"/>
-          <w:numId w:val="2"/>
-        </w:numPr>
-        <w:jc w:val="both"/>
-      </w:pPr>
-      <w:r>
-        <w:t>Вывод</w:t>
-      </w:r>
-    </w:p>
-    <w:p>
-      <w:pPr>
-        <w:spacing w:after="160" w:line="360" w:lineRule="auto"/>
-        <w:ind w:firstLine="851"/>
-        <w:rPr>
-          <w:b/>
-          <w:bCs/>
-        </w:rPr>
-      </w:pPr>
-      <w:r>
-        <w:rPr>
-          <w:b/>
-          <w:bCs/>
-        </w:rPr>
-        <w:br w:type="page"/>
-      </w:r>
-    </w:p>
-    <w:p>
-      <w:pPr>
-        <w:pStyle w:val="ae"/>
-      </w:pPr>
-      <w:bookmarkStart w:id="0" w:name="_Toc243039469"/>
-      <w:r>
-        <w:rPr>
-          <w:rFonts w:eastAsia="Times New Roman"/>
-        </w:rPr>
-        <w:lastRenderedPageBreak/>
-        <w:t>1. Постановка задачи</w:t>
-      </w:r>
-      <w:bookmarkEnd w:id="0"/>
-    </w:p>
-    <w:p>
-      <w:pPr>
-        <w:pStyle w:val="af1"/>
-      </w:pPr>
-      <w:bookmarkStart w:id="1" w:name="_Toc243039470"/>
-      <w:r>
-        <w:rPr>
-          <w:b/>
-          <w:bCs w:val="0"/>
-        </w:rPr>
-        <w:t>Цель</w:t>
-      </w:r>
-      <w:r>
-        <w:rPr>
-          <w:b/>
-          <w:bCs w:val="0"/>
-        </w:rPr>
-        <w:t>:</w:t>
-      </w:r>
-      <w:r>
-        <w:rPr>
-          <w:b/>
-        </w:rPr>
-        <w:t xml:space="preserve"> </w:t>
-      </w:r>
-      <w:r>
-        <w:t>получить практические навыки по установке ПО.</w:t>
-      </w:r>
-      <w:bookmarkEnd w:id="1"/>
-    </w:p>
-    <w:p>
-      <w:pPr>
-        <w:pStyle w:val="af1"/>
-      </w:pPr>
-      <w:bookmarkStart w:id="2" w:name="_Toc243039471"/>
-      <w:r>
-        <w:rPr>
-          <w:b/>
-        </w:rPr>
-        <w:t>Задачи:</w:t>
-      </w:r>
-      <w:bookmarkEnd w:id="2"/>
-    </w:p>
-    <w:p>
-      <w:pPr>
-        <w:pStyle w:val="a7"/>
-        <w:numPr>
-          <w:ilvl w:val="0"/>
-          <w:numId w:val="1"/>
-        </w:numPr>
-        <w:spacing w:line="360" w:lineRule="auto"/>
-        <w:ind w:firstLine="851"/>
-        <w:contextualSpacing w:val="0"/>
-        <w:jc w:val="both"/>
-      </w:pPr>
-      <w:r>
-        <w:t>Установить программы, необходимые для выполнения лабораторных работ;</w:t>
-      </w:r>
-    </w:p>
-    <w:p>
-      <w:pPr>
-        <w:pStyle w:val="a7"/>
-        <w:numPr>
-          <w:ilvl w:val="0"/>
-          <w:numId w:val="1"/>
-        </w:numPr>
-        <w:spacing w:line="360" w:lineRule="auto"/>
-        <w:ind w:firstLine="851"/>
-        <w:contextualSpacing w:val="0"/>
-        <w:jc w:val="both"/>
-      </w:pPr>
-      <w:r>
-        <w:t>Настроить программы для начала работы;</w:t>
-      </w:r>
-    </w:p>
-    <w:p>
-      <w:pPr>
-        <w:pStyle w:val="a7"/>
-        <w:numPr>
-          <w:ilvl w:val="0"/>
-          <w:numId w:val="1"/>
-        </w:numPr>
-        <w:spacing w:line="360" w:lineRule="auto"/>
-        <w:ind w:firstLine="851"/>
-        <w:contextualSpacing w:val="0"/>
-        <w:jc w:val="both"/>
-      </w:pPr>
-      <w:r>
-        <w:t>Написать отчет.</w:t>
-      </w:r>
-    </w:p>
-    <w:p>
-      <w:pPr>
-        <w:pStyle w:val="ae"/>
-      </w:pPr>
-      <w:bookmarkStart w:id="3" w:name="_Toc243039472"/>
-      <w:r>
-        <w:rPr>
-          <w:rFonts w:eastAsia="Times New Roman"/>
-        </w:rPr>
-        <w:t>2. Ход работы</w:t>
-      </w:r>
-      <w:bookmarkEnd w:id="3"/>
-    </w:p>
-    <w:p>
-      <w:pPr>
-        <w:pStyle w:val="af1"/>
-      </w:pPr>
-      <w:bookmarkStart w:id="4" w:name="_Toc243039473"/>
-      <w:r>
-        <w:rPr>
-          <w:b/>
-        </w:rPr>
-        <w:t>Установка «1С Предприятие 8»</w:t>
-      </w:r>
-      <w:bookmarkEnd w:id="4"/>
-    </w:p>
-    <w:p>
-      <w:pPr>
-        <w:spacing w:line="360" w:lineRule="auto"/>
-        <w:ind w:firstLine="851"/>
-        <w:jc w:val="both"/>
-      </w:pPr>
-      <w:r>
-        <w:t>На сайте учебного центра 1С (https://uc1.1c.ru) на вкладке «Учебная версия 1С» скачан архив учебной версии платформы для Windows и разархивирован. В папке запущен файл «setup.exe», выполнены подсказки установщика (приветственное окно, разрешение внесения изменений, загрузка). После появления окна «Программа установки завершена» платформа «1С Предприятие 8» установлена и доступна на рабочем столе и в меню «Пуск».</w:t>
-      </w:r>
-    </w:p>
-    <w:p>
-      <w:pPr>
-        <w:keepNext/>
-        <w:spacing w:line="360" w:lineRule="auto"/>
-        <w:ind w:firstLine="851"/>
-        <w:jc w:val="center"/>
-      </w:pPr>
-      <w:r>
-        <w:rPr>
-          <w:b/>
-          <w:bCs/>
+          <w:noProof/>
         </w:rPr>
         <w:drawing>
           <wp:inline distT="0" distB="0" distL="0" distR="0" wp14:anchorId="22D63ABF" wp14:editId="0F986BAF">
@@ -424,7 +892,7 @@
                     <pic:cNvPicPr/>
                   </pic:nvPicPr>
                   <pic:blipFill>
-                    <a:blip r:embed="rId6"/>
+                    <a:blip r:embed="rId8"/>
                     <a:stretch>
                       <a:fillRect/>
                     </a:stretch>
@@ -447,7 +915,6 @@
     </w:p>
     <w:p>
       <w:pPr>
-        <w:pStyle w:val="ad"/>
         <w:rPr>
           <w:szCs w:val="28"/>
         </w:rPr>
@@ -499,10 +966,11 @@
     <w:p>
       <w:pPr>
         <w:keepNext/>
-        <w:spacing w:line="360" w:lineRule="auto"/>
-        <w:ind w:firstLine="851"/>
-      </w:pPr>
-      <w:r>
+      </w:pPr>
+      <w:r>
+        <w:rPr>
+          <w:noProof/>
+        </w:rPr>
         <w:lastRenderedPageBreak/>
         <w:drawing>
           <wp:inline distT="0" distB="0" distL="0" distR="0" wp14:anchorId="3430D762" wp14:editId="7950252E">
@@ -520,7 +988,7 @@
                     <pic:cNvPicPr/>
                   </pic:nvPicPr>
                   <pic:blipFill>
-                    <a:blip r:embed="rId7"/>
+                    <a:blip r:embed="rId9"/>
                     <a:stretch>
                       <a:fillRect/>
                     </a:stretch>
@@ -544,6 +1012,7 @@
     <w:p>
       <w:pPr>
         <w:pStyle w:val="ad"/>
+        <w:jc w:val="center"/>
         <w:rPr>
           <w:szCs w:val="28"/>
         </w:rPr>
@@ -595,24 +1064,18 @@
     <w:p>
       <w:pPr>
         <w:pStyle w:val="af1"/>
-        <w:rPr>
-          <w:b/>
-        </w:rPr>
-      </w:pPr>
-      <w:bookmarkStart w:id="5" w:name="_Toc243039474"/>
-      <w:r>
-        <w:rPr>
-          <w:b/>
-        </w:rPr>
+      </w:pPr>
+      <w:bookmarkStart w:id="15" w:name="_Toc243039474"/>
+      <w:bookmarkStart w:id="16" w:name="_Toc243697837"/>
+      <w:bookmarkStart w:id="17" w:name="_Toc243698031"/>
+      <w:r>
         <w:t>Установка «1С: УНФ»</w:t>
       </w:r>
-      <w:bookmarkEnd w:id="5"/>
-    </w:p>
-    <w:p>
-      <w:pPr>
-        <w:spacing w:line="360" w:lineRule="auto"/>
-        <w:ind w:firstLine="851"/>
-      </w:pPr>
+      <w:bookmarkEnd w:id="15"/>
+      <w:bookmarkEnd w:id="16"/>
+      <w:bookmarkEnd w:id="17"/>
+    </w:p>
+    <w:p>
       <w:r>
         <w:t>На вкладке «Учебная версия 1С» найдена конфигурация «Управление нашей фирмой учебная», архив скачан и распакован в отдельную папку. Запущен файл с расширением .</w:t>
       </w:r>
@@ -626,10 +1089,6 @@
       </w:r>
     </w:p>
     <w:p>
-      <w:pPr>
-        <w:spacing w:line="360" w:lineRule="auto"/>
-        <w:ind w:firstLine="851"/>
-      </w:pPr>
       <w:r>
         <w:t>В запускающей программе нажата кнопка «Добавить», выбран пункт «Создание информационной базы из шаблона» и конфигурация «Управление нашей фирмой учебная», версия 3.0.13.251.</w:t>
       </w:r>
@@ -637,8 +1096,6 @@
     <w:p>
       <w:pPr>
         <w:keepNext/>
-        <w:spacing w:line="360" w:lineRule="auto"/>
-        <w:ind w:firstLine="851"/>
         <w:jc w:val="center"/>
       </w:pPr>
       <w:r>
@@ -664,7 +1121,7 @@
                     </pic:cNvPicPr>
                   </pic:nvPicPr>
                   <pic:blipFill>
-                    <a:blip r:embed="rId8"/>
+                    <a:blip r:embed="rId10"/>
                     <a:srcRect/>
                     <a:stretch>
                       <a:fillRect/>
@@ -689,6 +1146,7 @@
     <w:p>
       <w:pPr>
         <w:pStyle w:val="ad"/>
+        <w:jc w:val="center"/>
         <w:rPr>
           <w:szCs w:val="28"/>
         </w:rPr>
@@ -741,17 +1199,20 @@
       <w:pPr>
         <w:pStyle w:val="ae"/>
       </w:pPr>
-      <w:bookmarkStart w:id="6" w:name="_Toc243039475"/>
-      <w:r>
-        <w:t>3. Вывод</w:t>
-      </w:r>
-      <w:bookmarkEnd w:id="6"/>
-    </w:p>
-    <w:p>
-      <w:pPr>
-        <w:spacing w:line="360" w:lineRule="auto"/>
-        <w:ind w:firstLine="851"/>
-      </w:pPr>
+      <w:bookmarkStart w:id="18" w:name="_Toc243039475"/>
+      <w:bookmarkStart w:id="19" w:name="_Toc243697838"/>
+      <w:bookmarkStart w:id="20" w:name="_Toc243698032"/>
+      <w:r>
+        <w:t xml:space="preserve">3. </w:t>
+      </w:r>
+      <w:r>
+        <w:t>Вывод</w:t>
+      </w:r>
+      <w:bookmarkEnd w:id="18"/>
+      <w:bookmarkEnd w:id="19"/>
+      <w:bookmarkEnd w:id="20"/>
+    </w:p>
+    <w:p>
       <w:r>
         <w:t>В ходе выполнения лабораторной работы получены практические навыки по установке программного обеспечения: установлена учебная версия платформы «1С Предприятие 8», установлена конфигурация «1</w:t>
       </w:r>
@@ -776,13 +1237,132 @@
       </w:pPr>
     </w:p>
     <w:sectPr>
+      <w:footerReference w:type="default" r:id="rId11"/>
+      <w:footerReference w:type="first" r:id="rId12"/>
       <w:pgSz w:w="11906" w:h="16838"/>
       <w:pgMar w:top="1134" w:right="850" w:bottom="1134" w:left="1701" w:header="708" w:footer="708" w:gutter="0"/>
       <w:cols w:space="708"/>
-      <w:docGrid w:linePitch="360"/>
+      <w:titlePg/>
+      <w:docGrid w:linePitch="381"/>
     </w:sectPr>
   </w:body>
 </w:document>
+</file>
+
+<file path=word/endnotes.xml><?xml version="1.0" encoding="utf-8"?>
+<w:endnotes xmlns:wpc="http://schemas.microsoft.com/office/word/2010/wordprocessingCanvas" xmlns:cx="http://schemas.microsoft.com/office/drawing/2014/chartex" xmlns:cx1="http://schemas.microsoft.com/office/drawing/2015/9/8/chartex" xmlns:cx2="http://schemas.microsoft.com/office/drawing/2015/10/21/chartex" xmlns:cx3="http://schemas.microsoft.com/office/drawing/2016/5/9/chartex" xmlns:cx4="http://schemas.microsoft.com/office/drawing/2016/5/10/chartex" xmlns:cx5="http://schemas.microsoft.com/office/drawing/2016/5/11/chartex" xmlns:cx6="http://schemas.microsoft.com/office/drawing/2016/5/12/chartex" xmlns:cx7="http://schemas.microsoft.com/office/drawing/2016/5/13/chartex" xmlns:cx8="http://schemas.microsoft.com/office/drawing/2016/5/14/chartex" xmlns:mc="http://schemas.openxmlformats.org/markup-compatibility/2006" xmlns:aink="http://schemas.microsoft.com/office/drawing/2016/ink" xmlns:am3d="http://schemas.microsoft.com/office/drawing/2017/model3d" xmlns:o="urn:schemas-microsoft-com:office:office" xmlns:oel="http://schemas.microsoft.com/office/2019/extlst" xmlns:r="http://schemas.openxmlformats.org/officeDocument/2006/relationships" xmlns:m="http://schemas.openxmlformats.org/officeDocument/2006/math" xmlns:v="urn:schemas-microsoft-com:vml" xmlns:wp14="http://schemas.microsoft.com/office/word/2010/wordprocessingDrawing" xmlns:wp="http://schemas.openxmlformats.org/drawingml/2006/wordprocessingDrawing" xmlns:w10="urn:schemas-microsoft-com:office:word" xmlns:w="http://schemas.openxmlformats.org/wordprocessingml/2006/main" xmlns:w14="http://schemas.microsoft.com/office/word/2010/wordml" xmlns:w15="http://schemas.microsoft.com/office/word/2012/wordml" xmlns:w16cex="http://schemas.microsoft.com/office/word/2018/wordml/cex" xmlns:w16cid="http://schemas.microsoft.com/office/word/2016/wordml/cid" xmlns:w16="http://schemas.microsoft.com/office/word/2018/wordml" xmlns:w16sdtdh="http://schemas.microsoft.com/office/word/2020/wordml/sdtdatahash" xmlns:w16se="http://schemas.microsoft.com/office/word/2015/wordml/symex" xmlns:wpg="http://schemas.microsoft.com/office/word/2010/wordprocessingGroup" xmlns:wpi="http://schemas.microsoft.com/office/word/2010/wordprocessingInk" xmlns:wne="http://schemas.microsoft.com/office/word/2006/wordml" xmlns:wps="http://schemas.microsoft.com/office/word/2010/wordprocessingShape" mc:Ignorable="w14 w15 w16se w16cid w16 w16cex w16sdtdh wp14">
+  <w:endnote w:type="separator" w:id="-1">
+    <w:p>
+      <w:pPr>
+        <w:spacing w:line="240" w:lineRule="auto"/>
+      </w:pPr>
+      <w:r>
+        <w:separator/>
+      </w:r>
+    </w:p>
+  </w:endnote>
+  <w:endnote w:type="continuationSeparator" w:id="0">
+    <w:p>
+      <w:pPr>
+        <w:spacing w:line="240" w:lineRule="auto"/>
+      </w:pPr>
+      <w:r>
+        <w:continuationSeparator/>
+      </w:r>
+    </w:p>
+  </w:endnote>
+</w:endnotes>
+</file>
+
+<file path=word/footer1.xml><?xml version="1.0" encoding="utf-8"?>
+<w:ftr xmlns:wpc="http://schemas.microsoft.com/office/word/2010/wordprocessingCanvas" xmlns:cx="http://schemas.microsoft.com/office/drawing/2014/chartex" xmlns:cx1="http://schemas.microsoft.com/office/drawing/2015/9/8/chartex" xmlns:cx2="http://schemas.microsoft.com/office/drawing/2015/10/21/chartex" xmlns:cx3="http://schemas.microsoft.com/office/drawing/2016/5/9/chartex" xmlns:cx4="http://schemas.microsoft.com/office/drawing/2016/5/10/chartex" xmlns:cx5="http://schemas.microsoft.com/office/drawing/2016/5/11/chartex" xmlns:cx6="http://schemas.microsoft.com/office/drawing/2016/5/12/chartex" xmlns:cx7="http://schemas.microsoft.com/office/drawing/2016/5/13/chartex" xmlns:cx8="http://schemas.microsoft.com/office/drawing/2016/5/14/chartex" xmlns:mc="http://schemas.openxmlformats.org/markup-compatibility/2006" xmlns:aink="http://schemas.microsoft.com/office/drawing/2016/ink" xmlns:am3d="http://schemas.microsoft.com/office/drawing/2017/model3d" xmlns:o="urn:schemas-microsoft-com:office:office" xmlns:oel="http://schemas.microsoft.com/office/2019/extlst" xmlns:r="http://schemas.openxmlformats.org/officeDocument/2006/relationships" xmlns:m="http://schemas.openxmlformats.org/officeDocument/2006/math" xmlns:v="urn:schemas-microsoft-com:vml" xmlns:wp14="http://schemas.microsoft.com/office/word/2010/wordprocessingDrawing" xmlns:wp="http://schemas.openxmlformats.org/drawingml/2006/wordprocessingDrawing" xmlns:w10="urn:schemas-microsoft-com:office:word" xmlns:w="http://schemas.openxmlformats.org/wordprocessingml/2006/main" xmlns:w14="http://schemas.microsoft.com/office/word/2010/wordml" xmlns:w15="http://schemas.microsoft.com/office/word/2012/wordml" xmlns:w16cex="http://schemas.microsoft.com/office/word/2018/wordml/cex" xmlns:w16cid="http://schemas.microsoft.com/office/word/2016/wordml/cid" xmlns:w16="http://schemas.microsoft.com/office/word/2018/wordml" xmlns:w16sdtdh="http://schemas.microsoft.com/office/word/2020/wordml/sdtdatahash" xmlns:w16se="http://schemas.microsoft.com/office/word/2015/wordml/symex" xmlns:wpg="http://schemas.microsoft.com/office/word/2010/wordprocessingGroup" xmlns:wpi="http://schemas.microsoft.com/office/word/2010/wordprocessingInk" xmlns:wne="http://schemas.microsoft.com/office/word/2006/wordml" xmlns:wps="http://schemas.microsoft.com/office/word/2010/wordprocessingShape" mc:Ignorable="w14 w15 w16se w16cid w16 w16cex w16sdtdh wp14">
+  <w:sdt>
+    <w:sdtPr>
+      <w:id w:val="1880202746"/>
+      <w:docPartObj>
+        <w:docPartGallery w:val="Page Numbers (Bottom of Page)"/>
+        <w:docPartUnique/>
+      </w:docPartObj>
+    </w:sdtPr>
+    <w:sdtContent>
+      <w:p>
+        <w:pPr>
+          <w:pStyle w:val="af4"/>
+          <w:jc w:val="center"/>
+        </w:pPr>
+        <w:r>
+          <w:fldChar w:fldCharType="begin"/>
+        </w:r>
+        <w:r>
+          <w:instrText>PAGE   \* MERGEFORMAT</w:instrText>
+        </w:r>
+        <w:r>
+          <w:fldChar w:fldCharType="separate"/>
+        </w:r>
+        <w:r>
+          <w:t>2</w:t>
+        </w:r>
+        <w:r>
+          <w:fldChar w:fldCharType="end"/>
+        </w:r>
+      </w:p>
+    </w:sdtContent>
+  </w:sdt>
+  <w:p>
+    <w:pPr>
+      <w:pStyle w:val="af4"/>
+    </w:pPr>
+  </w:p>
+</w:ftr>
+</file>
+
+<file path=word/footer2.xml><?xml version="1.0" encoding="utf-8"?>
+<w:ftr xmlns:wpc="http://schemas.microsoft.com/office/word/2010/wordprocessingCanvas" xmlns:cx="http://schemas.microsoft.com/office/drawing/2014/chartex" xmlns:cx1="http://schemas.microsoft.com/office/drawing/2015/9/8/chartex" xmlns:cx2="http://schemas.microsoft.com/office/drawing/2015/10/21/chartex" xmlns:cx3="http://schemas.microsoft.com/office/drawing/2016/5/9/chartex" xmlns:cx4="http://schemas.microsoft.com/office/drawing/2016/5/10/chartex" xmlns:cx5="http://schemas.microsoft.com/office/drawing/2016/5/11/chartex" xmlns:cx6="http://schemas.microsoft.com/office/drawing/2016/5/12/chartex" xmlns:cx7="http://schemas.microsoft.com/office/drawing/2016/5/13/chartex" xmlns:cx8="http://schemas.microsoft.com/office/drawing/2016/5/14/chartex" xmlns:mc="http://schemas.openxmlformats.org/markup-compatibility/2006" xmlns:aink="http://schemas.microsoft.com/office/drawing/2016/ink" xmlns:am3d="http://schemas.microsoft.com/office/drawing/2017/model3d" xmlns:o="urn:schemas-microsoft-com:office:office" xmlns:oel="http://schemas.microsoft.com/office/2019/extlst" xmlns:r="http://schemas.openxmlformats.org/officeDocument/2006/relationships" xmlns:m="http://schemas.openxmlformats.org/officeDocument/2006/math" xmlns:v="urn:schemas-microsoft-com:vml" xmlns:wp14="http://schemas.microsoft.com/office/word/2010/wordprocessingDrawing" xmlns:wp="http://schemas.openxmlformats.org/drawingml/2006/wordprocessingDrawing" xmlns:w10="urn:schemas-microsoft-com:office:word" xmlns:w="http://schemas.openxmlformats.org/wordprocessingml/2006/main" xmlns:w14="http://schemas.microsoft.com/office/word/2010/wordml" xmlns:w15="http://schemas.microsoft.com/office/word/2012/wordml" xmlns:w16cex="http://schemas.microsoft.com/office/word/2018/wordml/cex" xmlns:w16cid="http://schemas.microsoft.com/office/word/2016/wordml/cid" xmlns:w16="http://schemas.microsoft.com/office/word/2018/wordml" xmlns:w16sdtdh="http://schemas.microsoft.com/office/word/2020/wordml/sdtdatahash" xmlns:w16se="http://schemas.microsoft.com/office/word/2015/wordml/symex" xmlns:wpg="http://schemas.microsoft.com/office/word/2010/wordprocessingGroup" xmlns:wpi="http://schemas.microsoft.com/office/word/2010/wordprocessingInk" xmlns:wne="http://schemas.microsoft.com/office/word/2006/wordml" xmlns:wps="http://schemas.microsoft.com/office/word/2010/wordprocessingShape" mc:Ignorable="w14 w15 w16se w16cid w16 w16cex w16sdtdh wp14">
+  <w:p>
+    <w:pPr>
+      <w:pStyle w:val="af4"/>
+      <w:jc w:val="center"/>
+      <w:rPr>
+        <w:rFonts w:ascii="Times New Roman" w:hAnsi="Times New Roman" w:cs="Times New Roman"/>
+        <w:sz w:val="28"/>
+        <w:szCs w:val="28"/>
+      </w:rPr>
+    </w:pPr>
+    <w:r>
+      <w:rPr>
+        <w:rFonts w:ascii="Times New Roman" w:hAnsi="Times New Roman" w:cs="Times New Roman"/>
+        <w:sz w:val="28"/>
+        <w:szCs w:val="28"/>
+      </w:rPr>
+      <w:t>Москва, 2026 г.</w:t>
+    </w:r>
+  </w:p>
+</w:ftr>
+</file>
+
+<file path=word/footnotes.xml><?xml version="1.0" encoding="utf-8"?>
+<w:footnotes xmlns:wpc="http://schemas.microsoft.com/office/word/2010/wordprocessingCanvas" xmlns:cx="http://schemas.microsoft.com/office/drawing/2014/chartex" xmlns:cx1="http://schemas.microsoft.com/office/drawing/2015/9/8/chartex" xmlns:cx2="http://schemas.microsoft.com/office/drawing/2015/10/21/chartex" xmlns:cx3="http://schemas.microsoft.com/office/drawing/2016/5/9/chartex" xmlns:cx4="http://schemas.microsoft.com/office/drawing/2016/5/10/chartex" xmlns:cx5="http://schemas.microsoft.com/office/drawing/2016/5/11/chartex" xmlns:cx6="http://schemas.microsoft.com/office/drawing/2016/5/12/chartex" xmlns:cx7="http://schemas.microsoft.com/office/drawing/2016/5/13/chartex" xmlns:cx8="http://schemas.microsoft.com/office/drawing/2016/5/14/chartex" xmlns:mc="http://schemas.openxmlformats.org/markup-compatibility/2006" xmlns:aink="http://schemas.microsoft.com/office/drawing/2016/ink" xmlns:am3d="http://schemas.microsoft.com/office/drawing/2017/model3d" xmlns:o="urn:schemas-microsoft-com:office:office" xmlns:oel="http://schemas.microsoft.com/office/2019/extlst" xmlns:r="http://schemas.openxmlformats.org/officeDocument/2006/relationships" xmlns:m="http://schemas.openxmlformats.org/officeDocument/2006/math" xmlns:v="urn:schemas-microsoft-com:vml" xmlns:wp14="http://schemas.microsoft.com/office/word/2010/wordprocessingDrawing" xmlns:wp="http://schemas.openxmlformats.org/drawingml/2006/wordprocessingDrawing" xmlns:w10="urn:schemas-microsoft-com:office:word" xmlns:w="http://schemas.openxmlformats.org/wordprocessingml/2006/main" xmlns:w14="http://schemas.microsoft.com/office/word/2010/wordml" xmlns:w15="http://schemas.microsoft.com/office/word/2012/wordml" xmlns:w16cex="http://schemas.microsoft.com/office/word/2018/wordml/cex" xmlns:w16cid="http://schemas.microsoft.com/office/word/2016/wordml/cid" xmlns:w16="http://schemas.microsoft.com/office/word/2018/wordml" xmlns:w16sdtdh="http://schemas.microsoft.com/office/word/2020/wordml/sdtdatahash" xmlns:w16se="http://schemas.microsoft.com/office/word/2015/wordml/symex" xmlns:wpg="http://schemas.microsoft.com/office/word/2010/wordprocessingGroup" xmlns:wpi="http://schemas.microsoft.com/office/word/2010/wordprocessingInk" xmlns:wne="http://schemas.microsoft.com/office/word/2006/wordml" xmlns:wps="http://schemas.microsoft.com/office/word/2010/wordprocessingShape" mc:Ignorable="w14 w15 w16se w16cid w16 w16cex w16sdtdh wp14">
+  <w:footnote w:type="separator" w:id="-1">
+    <w:p>
+      <w:pPr>
+        <w:spacing w:line="240" w:lineRule="auto"/>
+      </w:pPr>
+      <w:r>
+        <w:separator/>
+      </w:r>
+    </w:p>
+  </w:footnote>
+  <w:footnote w:type="continuationSeparator" w:id="0">
+    <w:p>
+      <w:pPr>
+        <w:spacing w:line="240" w:lineRule="auto"/>
+      </w:pPr>
+      <w:r>
+        <w:continuationSeparator/>
+      </w:r>
+    </w:p>
+  </w:footnote>
+</w:footnotes>
 </file>
 
 <file path=word/numbering.xml><?xml version="1.0" encoding="utf-8"?>
@@ -877,6 +1457,93 @@
     </w:lvl>
   </w:abstractNum>
   <w:abstractNum w:abstractNumId="1" w15:restartNumberingAfterBreak="0">
+    <w:nsid w:val="54092AFA"/>
+    <w:multiLevelType w:val="multilevel"/>
+    <w:tmpl w:val="DF86AFA4"/>
+    <w:styleLink w:val="Numbering123"/>
+    <w:lvl w:ilvl="0">
+      <w:start w:val="1"/>
+      <w:numFmt w:val="decimal"/>
+      <w:lvlText w:val="%1."/>
+      <w:lvlJc w:val="left"/>
+      <w:pPr>
+        <w:ind w:left="754" w:hanging="397"/>
+      </w:pPr>
+    </w:lvl>
+    <w:lvl w:ilvl="1">
+      <w:start w:val="1"/>
+      <w:numFmt w:val="decimal"/>
+      <w:lvlText w:val="%2."/>
+      <w:lvlJc w:val="left"/>
+      <w:pPr>
+        <w:ind w:left="1151" w:hanging="397"/>
+      </w:pPr>
+    </w:lvl>
+    <w:lvl w:ilvl="2">
+      <w:start w:val="1"/>
+      <w:numFmt w:val="decimal"/>
+      <w:lvlText w:val="%3."/>
+      <w:lvlJc w:val="left"/>
+      <w:pPr>
+        <w:ind w:left="1548" w:hanging="397"/>
+      </w:pPr>
+    </w:lvl>
+    <w:lvl w:ilvl="3">
+      <w:start w:val="1"/>
+      <w:numFmt w:val="decimal"/>
+      <w:lvlText w:val="%4."/>
+      <w:lvlJc w:val="left"/>
+      <w:pPr>
+        <w:ind w:left="1945" w:hanging="397"/>
+      </w:pPr>
+    </w:lvl>
+    <w:lvl w:ilvl="4">
+      <w:start w:val="1"/>
+      <w:numFmt w:val="decimal"/>
+      <w:lvlText w:val="%5."/>
+      <w:lvlJc w:val="left"/>
+      <w:pPr>
+        <w:ind w:left="2342" w:hanging="397"/>
+      </w:pPr>
+    </w:lvl>
+    <w:lvl w:ilvl="5">
+      <w:start w:val="1"/>
+      <w:numFmt w:val="decimal"/>
+      <w:lvlText w:val="%6."/>
+      <w:lvlJc w:val="left"/>
+      <w:pPr>
+        <w:ind w:left="2738" w:hanging="397"/>
+      </w:pPr>
+    </w:lvl>
+    <w:lvl w:ilvl="6">
+      <w:start w:val="1"/>
+      <w:numFmt w:val="decimal"/>
+      <w:lvlText w:val="%7."/>
+      <w:lvlJc w:val="left"/>
+      <w:pPr>
+        <w:ind w:left="3135" w:hanging="397"/>
+      </w:pPr>
+    </w:lvl>
+    <w:lvl w:ilvl="7">
+      <w:start w:val="1"/>
+      <w:numFmt w:val="decimal"/>
+      <w:lvlText w:val="%8."/>
+      <w:lvlJc w:val="left"/>
+      <w:pPr>
+        <w:ind w:left="3532" w:hanging="397"/>
+      </w:pPr>
+    </w:lvl>
+    <w:lvl w:ilvl="8">
+      <w:start w:val="1"/>
+      <w:numFmt w:val="decimal"/>
+      <w:lvlText w:val="%9."/>
+      <w:lvlJc w:val="left"/>
+      <w:pPr>
+        <w:ind w:left="3929" w:hanging="397"/>
+      </w:pPr>
+    </w:lvl>
+  </w:abstractNum>
+  <w:abstractNum w:abstractNumId="2" w15:restartNumberingAfterBreak="0">
     <w:nsid w:val="6F04366A"/>
     <w:multiLevelType w:val="hybridMultilevel"/>
     <w:tmpl w:val="76AAE0C0"/>
@@ -931,13 +1598,16 @@
     </w:lvl>
   </w:abstractNum>
   <w:num w:numId="1" w16cid:durableId="705521078">
-    <w:abstractNumId w:val="1"/>
+    <w:abstractNumId w:val="2"/>
     <w:lvlOverride w:ilvl="0">
       <w:startOverride w:val="1"/>
     </w:lvlOverride>
   </w:num>
   <w:num w:numId="2" w16cid:durableId="2075617649">
     <w:abstractNumId w:val="0"/>
+  </w:num>
+  <w:num w:numId="3" w16cid:durableId="1778020331">
+    <w:abstractNumId w:val="1"/>
   </w:num>
 </w:numbering>
 </file>
@@ -996,7 +1666,7 @@
     <w:lsdException w:name="header" w:semiHidden="1" w:unhideWhenUsed="1"/>
     <w:lsdException w:name="footer" w:semiHidden="1" w:unhideWhenUsed="1"/>
     <w:lsdException w:name="index heading" w:semiHidden="1" w:unhideWhenUsed="1"/>
-    <w:lsdException w:name="caption" w:semiHidden="1" w:uiPriority="35" w:unhideWhenUsed="1" w:qFormat="1"/>
+    <w:lsdException w:name="caption" w:semiHidden="1" w:uiPriority="0" w:unhideWhenUsed="1" w:qFormat="1"/>
     <w:lsdException w:name="table of figures" w:semiHidden="1" w:unhideWhenUsed="1"/>
     <w:lsdException w:name="envelope address" w:semiHidden="1" w:unhideWhenUsed="1"/>
     <w:lsdException w:name="envelope return" w:semiHidden="1" w:unhideWhenUsed="1"/>
@@ -1009,7 +1679,7 @@
     <w:lsdException w:name="table of authorities" w:semiHidden="1" w:unhideWhenUsed="1"/>
     <w:lsdException w:name="macro" w:semiHidden="1" w:unhideWhenUsed="1"/>
     <w:lsdException w:name="toa heading" w:semiHidden="1" w:unhideWhenUsed="1"/>
-    <w:lsdException w:name="List" w:semiHidden="1" w:unhideWhenUsed="1"/>
+    <w:lsdException w:name="List" w:semiHidden="1" w:uiPriority="0" w:unhideWhenUsed="1"/>
     <w:lsdException w:name="List Bullet" w:semiHidden="1" w:unhideWhenUsed="1"/>
     <w:lsdException w:name="List Number" w:semiHidden="1" w:unhideWhenUsed="1"/>
     <w:lsdException w:name="List 2" w:semiHidden="1" w:unhideWhenUsed="1"/>
@@ -1342,16 +2012,20 @@
   <w:style w:type="paragraph" w:default="1" w:styleId="a">
     <w:name w:val="Normal"/>
     <w:qFormat/>
-    <w:rsid w:val="00FE6659"/>
+    <w:rsid w:val="00C36650"/>
     <w:pPr>
-      <w:spacing w:after="0" w:line="240" w:lineRule="auto"/>
+      <w:suppressAutoHyphens/>
+      <w:autoSpaceDN w:val="0"/>
+      <w:spacing w:after="0" w:line="360" w:lineRule="auto"/>
+      <w:ind w:firstLine="851"/>
+      <w:jc w:val="both"/>
+      <w:textAlignment w:val="baseline"/>
     </w:pPr>
     <w:rPr>
-      <w:rFonts w:ascii="Times New Roman" w:eastAsia="Times New Roman" w:hAnsi="Times New Roman" w:cs="Times New Roman"/>
-      <w:kern w:val="0"/>
+      <w:rFonts w:ascii="Times New Roman" w:eastAsia="NSimSun" w:hAnsi="Times New Roman" w:cs="Arial"/>
+      <w:kern w:val="3"/>
       <w:sz w:val="28"/>
-      <w:szCs w:val="28"/>
-      <w:lang w:eastAsia="ru-RU"/>
+      <w:lang w:eastAsia="zh-CN" w:bidi="hi-IN"/>
       <w14:ligatures w14:val="none"/>
     </w:rPr>
   </w:style>
@@ -1362,18 +2036,18 @@
     <w:link w:val="10"/>
     <w:uiPriority w:val="9"/>
     <w:qFormat/>
-    <w:rsid w:val="00FE6659"/>
+    <w:rsid w:val="00C36650"/>
     <w:pPr>
       <w:keepNext/>
       <w:keepLines/>
-      <w:spacing w:before="360" w:after="80"/>
+      <w:spacing w:before="240"/>
       <w:outlineLvl w:val="0"/>
     </w:pPr>
     <w:rPr>
-      <w:rFonts w:asciiTheme="majorHAnsi" w:eastAsiaTheme="majorEastAsia" w:hAnsiTheme="majorHAnsi" w:cstheme="majorBidi"/>
+      <w:rFonts w:asciiTheme="majorHAnsi" w:eastAsiaTheme="majorEastAsia" w:hAnsiTheme="majorHAnsi" w:cs="Mangal"/>
       <w:color w:val="0F4761" w:themeColor="accent1" w:themeShade="BF"/>
-      <w:sz w:val="40"/>
-      <w:szCs w:val="40"/>
+      <w:sz w:val="32"/>
+      <w:szCs w:val="29"/>
     </w:rPr>
   </w:style>
   <w:style w:type="paragraph" w:styleId="2">
@@ -1385,18 +2059,18 @@
     <w:semiHidden/>
     <w:unhideWhenUsed/>
     <w:qFormat/>
-    <w:rsid w:val="00FE6659"/>
+    <w:rsid w:val="00C36650"/>
     <w:pPr>
       <w:keepNext/>
       <w:keepLines/>
-      <w:spacing w:before="160" w:after="80"/>
+      <w:spacing w:before="40"/>
       <w:outlineLvl w:val="1"/>
     </w:pPr>
     <w:rPr>
-      <w:rFonts w:asciiTheme="majorHAnsi" w:eastAsiaTheme="majorEastAsia" w:hAnsiTheme="majorHAnsi" w:cstheme="majorBidi"/>
+      <w:rFonts w:asciiTheme="majorHAnsi" w:eastAsiaTheme="majorEastAsia" w:hAnsiTheme="majorHAnsi" w:cs="Mangal"/>
       <w:color w:val="0F4761" w:themeColor="accent1" w:themeShade="BF"/>
-      <w:sz w:val="32"/>
-      <w:szCs w:val="32"/>
+      <w:sz w:val="26"/>
+      <w:szCs w:val="23"/>
     </w:rPr>
   </w:style>
   <w:style w:type="paragraph" w:styleId="3">
@@ -1554,6 +2228,7 @@
     <w:name w:val="Default Paragraph Font"/>
     <w:uiPriority w:val="1"/>
     <w:unhideWhenUsed/>
+    <w:rsid w:val="00C36650"/>
   </w:style>
   <w:style w:type="table" w:default="1" w:styleId="a1">
     <w:name w:val="Normal Table"/>
@@ -1575,18 +2250,22 @@
     <w:uiPriority w:val="99"/>
     <w:semiHidden/>
     <w:unhideWhenUsed/>
+    <w:rsid w:val="00C36650"/>
   </w:style>
   <w:style w:type="character" w:customStyle="1" w:styleId="10">
     <w:name w:val="Заголовок 1 Знак"/>
     <w:basedOn w:val="a0"/>
     <w:link w:val="1"/>
     <w:uiPriority w:val="9"/>
-    <w:rsid w:val="00FE6659"/>
-    <w:rPr>
-      <w:rFonts w:asciiTheme="majorHAnsi" w:eastAsiaTheme="majorEastAsia" w:hAnsiTheme="majorHAnsi" w:cstheme="majorBidi"/>
+    <w:rsid w:val="00C36650"/>
+    <w:rPr>
+      <w:rFonts w:asciiTheme="majorHAnsi" w:eastAsiaTheme="majorEastAsia" w:hAnsiTheme="majorHAnsi" w:cs="Mangal"/>
       <w:color w:val="0F4761" w:themeColor="accent1" w:themeShade="BF"/>
-      <w:sz w:val="40"/>
-      <w:szCs w:val="40"/>
+      <w:kern w:val="3"/>
+      <w:sz w:val="32"/>
+      <w:szCs w:val="29"/>
+      <w:lang w:eastAsia="zh-CN" w:bidi="hi-IN"/>
+      <w14:ligatures w14:val="none"/>
     </w:rPr>
   </w:style>
   <w:style w:type="character" w:customStyle="1" w:styleId="20">
@@ -1595,12 +2274,15 @@
     <w:link w:val="2"/>
     <w:uiPriority w:val="9"/>
     <w:semiHidden/>
-    <w:rsid w:val="00FE6659"/>
-    <w:rPr>
-      <w:rFonts w:asciiTheme="majorHAnsi" w:eastAsiaTheme="majorEastAsia" w:hAnsiTheme="majorHAnsi" w:cstheme="majorBidi"/>
+    <w:rsid w:val="00C36650"/>
+    <w:rPr>
+      <w:rFonts w:asciiTheme="majorHAnsi" w:eastAsiaTheme="majorEastAsia" w:hAnsiTheme="majorHAnsi" w:cs="Mangal"/>
       <w:color w:val="0F4761" w:themeColor="accent1" w:themeShade="BF"/>
-      <w:sz w:val="32"/>
-      <w:szCs w:val="32"/>
+      <w:kern w:val="3"/>
+      <w:sz w:val="26"/>
+      <w:szCs w:val="23"/>
+      <w:lang w:eastAsia="zh-CN" w:bidi="hi-IN"/>
+      <w14:ligatures w14:val="none"/>
     </w:rPr>
   </w:style>
   <w:style w:type="character" w:customStyle="1" w:styleId="30">
@@ -1697,22 +2379,26 @@
   </w:style>
   <w:style w:type="paragraph" w:styleId="a3">
     <w:name w:val="Title"/>
-    <w:basedOn w:val="a"/>
+    <w:basedOn w:val="1"/>
     <w:next w:val="a"/>
     <w:link w:val="a4"/>
+    <w:autoRedefine/>
     <w:uiPriority w:val="10"/>
     <w:qFormat/>
-    <w:rsid w:val="00FE6659"/>
+    <w:rsid w:val="00C36650"/>
     <w:pPr>
-      <w:spacing w:after="80"/>
+      <w:spacing w:before="0"/>
       <w:contextualSpacing/>
+      <w:jc w:val="center"/>
     </w:pPr>
     <w:rPr>
-      <w:rFonts w:asciiTheme="majorHAnsi" w:eastAsiaTheme="majorEastAsia" w:hAnsiTheme="majorHAnsi" w:cstheme="majorBidi"/>
+      <w:rFonts w:ascii="Times New Roman" w:hAnsi="Times New Roman"/>
+      <w:b/>
+      <w:color w:val="auto"/>
       <w:spacing w:val="-10"/>
       <w:kern w:val="28"/>
-      <w:sz w:val="56"/>
-      <w:szCs w:val="56"/>
+      <w:sz w:val="28"/>
+      <w:szCs w:val="50"/>
     </w:rPr>
   </w:style>
   <w:style w:type="character" w:customStyle="1" w:styleId="a4">
@@ -1720,32 +2406,41 @@
     <w:basedOn w:val="a0"/>
     <w:link w:val="a3"/>
     <w:uiPriority w:val="10"/>
-    <w:rsid w:val="00FE6659"/>
-    <w:rPr>
-      <w:rFonts w:asciiTheme="majorHAnsi" w:eastAsiaTheme="majorEastAsia" w:hAnsiTheme="majorHAnsi" w:cstheme="majorBidi"/>
+    <w:rsid w:val="00C36650"/>
+    <w:rPr>
+      <w:rFonts w:ascii="Times New Roman" w:eastAsiaTheme="majorEastAsia" w:hAnsi="Times New Roman" w:cs="Mangal"/>
+      <w:b/>
       <w:spacing w:val="-10"/>
       <w:kern w:val="28"/>
-      <w:sz w:val="56"/>
-      <w:szCs w:val="56"/>
+      <w:sz w:val="28"/>
+      <w:szCs w:val="50"/>
+      <w:lang w:eastAsia="zh-CN" w:bidi="hi-IN"/>
+      <w14:ligatures w14:val="none"/>
     </w:rPr>
   </w:style>
   <w:style w:type="paragraph" w:styleId="a5">
     <w:name w:val="Subtitle"/>
-    <w:basedOn w:val="a"/>
+    <w:basedOn w:val="2"/>
     <w:next w:val="a"/>
     <w:link w:val="a6"/>
+    <w:autoRedefine/>
     <w:uiPriority w:val="11"/>
     <w:qFormat/>
-    <w:rsid w:val="00FE6659"/>
+    <w:rsid w:val="00C36650"/>
     <w:pPr>
       <w:numPr>
         <w:ilvl w:val="1"/>
       </w:numPr>
+      <w:spacing w:before="0"/>
+      <w:jc w:val="left"/>
     </w:pPr>
     <w:rPr>
-      <w:rFonts w:eastAsiaTheme="majorEastAsia" w:cstheme="majorBidi"/>
-      <w:color w:val="595959" w:themeColor="text1" w:themeTint="A6"/>
+      <w:rFonts w:ascii="Times New Roman" w:eastAsiaTheme="minorEastAsia" w:hAnsi="Times New Roman"/>
+      <w:b/>
+      <w:color w:val="000000" w:themeColor="text1"/>
       <w:spacing w:val="15"/>
+      <w:sz w:val="28"/>
+      <w:szCs w:val="20"/>
     </w:rPr>
   </w:style>
   <w:style w:type="character" w:customStyle="1" w:styleId="a6">
@@ -1753,13 +2448,17 @@
     <w:basedOn w:val="a0"/>
     <w:link w:val="a5"/>
     <w:uiPriority w:val="11"/>
-    <w:rsid w:val="00FE6659"/>
-    <w:rPr>
-      <w:rFonts w:eastAsiaTheme="majorEastAsia" w:cstheme="majorBidi"/>
-      <w:color w:val="595959" w:themeColor="text1" w:themeTint="A6"/>
+    <w:rsid w:val="00C36650"/>
+    <w:rPr>
+      <w:rFonts w:ascii="Times New Roman" w:eastAsiaTheme="minorEastAsia" w:hAnsi="Times New Roman" w:cs="Mangal"/>
+      <w:b/>
+      <w:color w:val="000000" w:themeColor="text1"/>
       <w:spacing w:val="15"/>
+      <w:kern w:val="3"/>
       <w:sz w:val="28"/>
-      <w:szCs w:val="28"/>
+      <w:szCs w:val="20"/>
+      <w:lang w:eastAsia="zh-CN" w:bidi="hi-IN"/>
+      <w14:ligatures w14:val="none"/>
     </w:rPr>
   </w:style>
   <w:style w:type="paragraph" w:styleId="21">
@@ -1870,33 +2569,32 @@
     <w:uiPriority w:val="39"/>
     <w:unhideWhenUsed/>
     <w:qFormat/>
-    <w:rsid w:val="00FE6659"/>
+    <w:rsid w:val="00C36650"/>
     <w:pPr>
-      <w:spacing w:before="240" w:after="0" w:line="259" w:lineRule="auto"/>
+      <w:suppressAutoHyphens w:val="0"/>
+      <w:autoSpaceDN/>
+      <w:spacing w:line="259" w:lineRule="auto"/>
+      <w:textAlignment w:val="auto"/>
       <w:outlineLvl w:val="9"/>
     </w:pPr>
     <w:rPr>
-      <w:sz w:val="32"/>
+      <w:rFonts w:cstheme="majorBidi"/>
+      <w:kern w:val="0"/>
       <w:szCs w:val="32"/>
+      <w:lang w:eastAsia="ru-RU" w:bidi="ar-SA"/>
     </w:rPr>
   </w:style>
   <w:style w:type="paragraph" w:styleId="ad">
     <w:name w:val="caption"/>
-    <w:basedOn w:val="a"/>
-    <w:next w:val="a"/>
-    <w:uiPriority w:val="35"/>
-    <w:unhideWhenUsed/>
-    <w:qFormat/>
-    <w:rsid w:val="005030A5"/>
+    <w:basedOn w:val="Standard"/>
+    <w:rsid w:val="00C36650"/>
     <w:pPr>
-      <w:spacing w:after="200"/>
-      <w:jc w:val="center"/>
+      <w:suppressLineNumbers/>
+      <w:spacing w:before="120" w:after="120"/>
     </w:pPr>
     <w:rPr>
       <w:i/>
       <w:iCs/>
-      <w:color w:val="000000" w:themeColor="text1"/>
-      <w:szCs w:val="18"/>
     </w:rPr>
   </w:style>
   <w:style w:type="paragraph" w:customStyle="1" w:styleId="ae">
@@ -1906,11 +2604,6 @@
     <w:link w:val="af"/>
     <w:qFormat/>
     <w:rsid w:val="005030A5"/>
-    <w:pPr>
-      <w:spacing w:line="360" w:lineRule="auto"/>
-      <w:ind w:firstLine="851"/>
-      <w:jc w:val="both"/>
-    </w:pPr>
     <w:rPr>
       <w:rFonts w:ascii="Times New Roman" w:hAnsi="Times New Roman"/>
       <w:b/>
@@ -1941,17 +2634,21 @@
     <w:autoRedefine/>
     <w:uiPriority w:val="39"/>
     <w:unhideWhenUsed/>
-    <w:rsid w:val="00D918CB"/>
+    <w:rsid w:val="00C36650"/>
     <w:pPr>
       <w:spacing w:after="100"/>
     </w:pPr>
+    <w:rPr>
+      <w:rFonts w:cs="Mangal"/>
+      <w:szCs w:val="21"/>
+    </w:rPr>
   </w:style>
   <w:style w:type="character" w:styleId="af0">
     <w:name w:val="Hyperlink"/>
     <w:basedOn w:val="a0"/>
     <w:uiPriority w:val="99"/>
     <w:unhideWhenUsed/>
-    <w:rsid w:val="00D918CB"/>
+    <w:rsid w:val="00C36650"/>
     <w:rPr>
       <w:color w:val="467886" w:themeColor="hyperlink"/>
       <w:u w:val="single"/>
@@ -1959,31 +2656,39 @@
   </w:style>
   <w:style w:type="paragraph" w:customStyle="1" w:styleId="af1">
     <w:name w:val="ПОДЗАГОЛОВОК"/>
-    <w:basedOn w:val="ae"/>
+    <w:basedOn w:val="2"/>
     <w:next w:val="a"/>
     <w:link w:val="af2"/>
     <w:qFormat/>
-    <w:rsid w:val="005030A5"/>
-    <w:rPr>
-      <w:rFonts w:eastAsia="Times New Roman"/>
-      <w:b w:val="0"/>
+    <w:rsid w:val="00C36650"/>
+    <w:pPr>
+      <w:spacing w:before="0"/>
+      <w:ind w:firstLine="0"/>
+      <w:jc w:val="left"/>
+    </w:pPr>
+    <w:rPr>
+      <w:rFonts w:ascii="Times New Roman" w:eastAsia="Times New Roman" w:hAnsi="Times New Roman"/>
+      <w:b/>
       <w:bCs/>
+      <w:color w:val="auto"/>
+      <w:sz w:val="28"/>
     </w:rPr>
   </w:style>
   <w:style w:type="character" w:customStyle="1" w:styleId="af2">
     <w:name w:val="ПОДЗАГОЛОВОК Знак"/>
     <w:basedOn w:val="a6"/>
     <w:link w:val="af1"/>
-    <w:rsid w:val="005030A5"/>
-    <w:rPr>
-      <w:rFonts w:ascii="Times New Roman" w:eastAsia="Times New Roman" w:hAnsi="Times New Roman" w:cstheme="majorBidi"/>
+    <w:rsid w:val="00C36650"/>
+    <w:rPr>
+      <w:rFonts w:ascii="Times New Roman" w:eastAsia="Times New Roman" w:hAnsi="Times New Roman" w:cs="Mangal"/>
+      <w:b/>
       <w:bCs/>
       <w:color w:val="000000" w:themeColor="text1"/>
       <w:spacing w:val="15"/>
-      <w:kern w:val="0"/>
+      <w:kern w:val="3"/>
       <w:sz w:val="28"/>
-      <w:szCs w:val="40"/>
-      <w:lang w:eastAsia="ru-RU"/>
+      <w:szCs w:val="23"/>
+      <w:lang w:eastAsia="zh-CN" w:bidi="hi-IN"/>
       <w14:ligatures w14:val="none"/>
     </w:rPr>
   </w:style>
@@ -1994,15 +2699,14 @@
     <w:autoRedefine/>
     <w:uiPriority w:val="39"/>
     <w:unhideWhenUsed/>
-    <w:rsid w:val="005030A5"/>
+    <w:rsid w:val="00C36650"/>
     <w:pPr>
-      <w:spacing w:after="100" w:line="259" w:lineRule="auto"/>
-      <w:ind w:left="220"/>
+      <w:spacing w:after="100"/>
+      <w:ind w:left="240"/>
     </w:pPr>
     <w:rPr>
-      <w:rFonts w:asciiTheme="minorHAnsi" w:eastAsiaTheme="minorEastAsia" w:hAnsiTheme="minorHAnsi"/>
-      <w:sz w:val="22"/>
-      <w:szCs w:val="22"/>
+      <w:rFonts w:cs="Mangal"/>
+      <w:szCs w:val="21"/>
     </w:rPr>
   </w:style>
   <w:style w:type="paragraph" w:styleId="31">
@@ -2021,6 +2725,141 @@
       <w:rFonts w:asciiTheme="minorHAnsi" w:eastAsiaTheme="minorEastAsia" w:hAnsiTheme="minorHAnsi"/>
       <w:sz w:val="22"/>
       <w:szCs w:val="22"/>
+    </w:rPr>
+  </w:style>
+  <w:style w:type="paragraph" w:customStyle="1" w:styleId="Standard">
+    <w:name w:val="Standard"/>
+    <w:rsid w:val="00C36650"/>
+    <w:pPr>
+      <w:suppressAutoHyphens/>
+      <w:autoSpaceDN w:val="0"/>
+      <w:spacing w:after="0" w:line="240" w:lineRule="auto"/>
+      <w:textAlignment w:val="baseline"/>
+    </w:pPr>
+    <w:rPr>
+      <w:rFonts w:ascii="Liberation Serif" w:eastAsia="NSimSun" w:hAnsi="Liberation Serif" w:cs="Arial"/>
+      <w:kern w:val="3"/>
+      <w:lang w:eastAsia="zh-CN" w:bidi="hi-IN"/>
+      <w14:ligatures w14:val="none"/>
+    </w:rPr>
+  </w:style>
+  <w:style w:type="paragraph" w:customStyle="1" w:styleId="Heading">
+    <w:name w:val="Heading"/>
+    <w:basedOn w:val="Standard"/>
+    <w:next w:val="Textbody"/>
+    <w:rsid w:val="00C36650"/>
+    <w:pPr>
+      <w:keepNext/>
+      <w:spacing w:before="240" w:after="120"/>
+    </w:pPr>
+    <w:rPr>
+      <w:rFonts w:ascii="Liberation Sans" w:eastAsia="Microsoft YaHei" w:hAnsi="Liberation Sans"/>
+      <w:sz w:val="28"/>
+      <w:szCs w:val="28"/>
+    </w:rPr>
+  </w:style>
+  <w:style w:type="paragraph" w:customStyle="1" w:styleId="Textbody">
+    <w:name w:val="Text body"/>
+    <w:basedOn w:val="Standard"/>
+    <w:rsid w:val="00C36650"/>
+    <w:pPr>
+      <w:spacing w:after="140" w:line="276" w:lineRule="auto"/>
+    </w:pPr>
+  </w:style>
+  <w:style w:type="paragraph" w:styleId="af3">
+    <w:name w:val="List"/>
+    <w:basedOn w:val="Textbody"/>
+    <w:rsid w:val="00C36650"/>
+  </w:style>
+  <w:style w:type="paragraph" w:customStyle="1" w:styleId="Index">
+    <w:name w:val="Index"/>
+    <w:basedOn w:val="Standard"/>
+    <w:rsid w:val="00C36650"/>
+    <w:pPr>
+      <w:suppressLineNumbers/>
+    </w:pPr>
+  </w:style>
+  <w:style w:type="paragraph" w:customStyle="1" w:styleId="HeaderandFooter">
+    <w:name w:val="Header and Footer"/>
+    <w:basedOn w:val="Standard"/>
+    <w:rsid w:val="00C36650"/>
+    <w:pPr>
+      <w:suppressLineNumbers/>
+      <w:tabs>
+        <w:tab w:val="center" w:pos="4819"/>
+        <w:tab w:val="right" w:pos="9638"/>
+      </w:tabs>
+    </w:pPr>
+  </w:style>
+  <w:style w:type="paragraph" w:styleId="af4">
+    <w:name w:val="footer"/>
+    <w:basedOn w:val="HeaderandFooter"/>
+    <w:link w:val="af5"/>
+    <w:uiPriority w:val="99"/>
+    <w:rsid w:val="00C36650"/>
+  </w:style>
+  <w:style w:type="character" w:customStyle="1" w:styleId="af5">
+    <w:name w:val="Нижний колонтитул Знак"/>
+    <w:basedOn w:val="a0"/>
+    <w:link w:val="af4"/>
+    <w:uiPriority w:val="99"/>
+    <w:rsid w:val="00C36650"/>
+    <w:rPr>
+      <w:rFonts w:ascii="Liberation Serif" w:eastAsia="NSimSun" w:hAnsi="Liberation Serif" w:cs="Arial"/>
+      <w:kern w:val="3"/>
+      <w:lang w:eastAsia="zh-CN" w:bidi="hi-IN"/>
+      <w14:ligatures w14:val="none"/>
+    </w:rPr>
+  </w:style>
+  <w:style w:type="paragraph" w:customStyle="1" w:styleId="Drawing">
+    <w:name w:val="Drawing"/>
+    <w:basedOn w:val="ad"/>
+    <w:rsid w:val="00C36650"/>
+  </w:style>
+  <w:style w:type="character" w:customStyle="1" w:styleId="NumberingSymbols">
+    <w:name w:val="Numbering Symbols"/>
+    <w:rsid w:val="00C36650"/>
+  </w:style>
+  <w:style w:type="numbering" w:customStyle="1" w:styleId="Numbering123">
+    <w:name w:val="Numbering 123"/>
+    <w:basedOn w:val="a2"/>
+    <w:rsid w:val="00C36650"/>
+    <w:pPr>
+      <w:numPr>
+        <w:numId w:val="3"/>
+      </w:numPr>
+    </w:pPr>
+  </w:style>
+  <w:style w:type="paragraph" w:styleId="af6">
+    <w:name w:val="header"/>
+    <w:basedOn w:val="a"/>
+    <w:link w:val="af7"/>
+    <w:uiPriority w:val="99"/>
+    <w:unhideWhenUsed/>
+    <w:rsid w:val="00877882"/>
+    <w:pPr>
+      <w:tabs>
+        <w:tab w:val="center" w:pos="4677"/>
+        <w:tab w:val="right" w:pos="9355"/>
+      </w:tabs>
+      <w:spacing w:line="240" w:lineRule="auto"/>
+    </w:pPr>
+    <w:rPr>
+      <w:rFonts w:cs="Mangal"/>
+    </w:rPr>
+  </w:style>
+  <w:style w:type="character" w:customStyle="1" w:styleId="af7">
+    <w:name w:val="Верхний колонтитул Знак"/>
+    <w:basedOn w:val="a0"/>
+    <w:link w:val="af6"/>
+    <w:uiPriority w:val="99"/>
+    <w:rsid w:val="00877882"/>
+    <w:rPr>
+      <w:rFonts w:ascii="Times New Roman" w:eastAsia="NSimSun" w:hAnsi="Times New Roman" w:cs="Mangal"/>
+      <w:kern w:val="3"/>
+      <w:sz w:val="28"/>
+      <w:lang w:eastAsia="zh-CN" w:bidi="hi-IN"/>
+      <w14:ligatures w14:val="none"/>
     </w:rPr>
   </w:style>
 </w:styles>

--- a/CRM/lab1/БПС2601 Вахонин Лабораторная №1.docx
+++ b/CRM/lab1/БПС2601 Вахонин Лабораторная №1.docx
@@ -7,6 +7,7 @@
         <w:ind w:firstLine="0"/>
         <w:jc w:val="center"/>
       </w:pPr>
+      <w:bookmarkStart w:id="0" w:name="_Hlk243735744"/>
       <w:r>
         <w:rPr>
           <w:b/>
@@ -149,6 +150,7 @@
         <w:t>Проверил: Игнатов Д.В.</w:t>
       </w:r>
     </w:p>
+    <w:bookmarkEnd w:id="0"/>
     <w:p>
       <w:pPr>
         <w:ind w:firstLine="0"/>
@@ -157,8 +159,8 @@
         <w:br w:type="page"/>
       </w:r>
     </w:p>
-    <w:bookmarkStart w:id="0" w:name="_Toc243697832" w:displacedByCustomXml="next"/>
-    <w:bookmarkStart w:id="1" w:name="_Toc243039469" w:displacedByCustomXml="next"/>
+    <w:bookmarkStart w:id="1" w:name="_Toc243697832" w:displacedByCustomXml="next"/>
+    <w:bookmarkStart w:id="2" w:name="_Toc243039469" w:displacedByCustomXml="next"/>
     <w:sdt>
       <w:sdtPr>
         <w:id w:val="966553266"/>
@@ -176,6 +178,7 @@
       <w:sdtContent>
         <w:p>
           <w:pPr>
+            <w:ind w:firstLine="0"/>
             <w:jc w:val="center"/>
             <w:rPr>
               <w:b/>
@@ -196,6 +199,7 @@
             <w:tabs>
               <w:tab w:val="right" w:leader="dot" w:pos="9345"/>
             </w:tabs>
+            <w:ind w:firstLine="0"/>
             <w:rPr>
               <w:rFonts w:asciiTheme="minorHAnsi" w:eastAsiaTheme="minorEastAsia" w:hAnsiTheme="minorHAnsi" w:cstheme="minorBidi"/>
               <w:noProof/>
@@ -215,7 +219,7 @@
           <w:r>
             <w:fldChar w:fldCharType="separate"/>
           </w:r>
-          <w:hyperlink w:anchor="_Toc243698026" w:history="1">
+          <w:hyperlink w:anchor="_Toc243733829" w:history="1">
             <w:r>
               <w:rPr>
                 <w:rStyle w:val="af0"/>
@@ -250,7 +254,7 @@
                 <w:noProof/>
                 <w:webHidden/>
               </w:rPr>
-              <w:instrText xml:space="preserve"> PAGEREF _Toc243698026 \h </w:instrText>
+              <w:instrText xml:space="preserve"> PAGEREF _Toc243733829 \h </w:instrText>
             </w:r>
             <w:r>
               <w:rPr>
@@ -287,6 +291,7 @@
             <w:tabs>
               <w:tab w:val="right" w:leader="dot" w:pos="9345"/>
             </w:tabs>
+            <w:ind w:firstLine="0"/>
             <w:rPr>
               <w:rFonts w:asciiTheme="minorHAnsi" w:eastAsiaTheme="minorEastAsia" w:hAnsiTheme="minorHAnsi" w:cstheme="minorBidi"/>
               <w:noProof/>
@@ -297,7 +302,7 @@
               <w14:ligatures w14:val="standardContextual"/>
             </w:rPr>
           </w:pPr>
-          <w:hyperlink w:anchor="_Toc243698027" w:history="1">
+          <w:hyperlink w:anchor="_Toc243733830" w:history="1">
             <w:r>
               <w:rPr>
                 <w:rStyle w:val="af0"/>
@@ -324,7 +329,7 @@
                 <w:noProof/>
                 <w:webHidden/>
               </w:rPr>
-              <w:instrText xml:space="preserve"> PAGEREF _Toc243698027 \h </w:instrText>
+              <w:instrText xml:space="preserve"> PAGEREF _Toc243733830 \h </w:instrText>
             </w:r>
             <w:r>
               <w:rPr>
@@ -361,6 +366,7 @@
             <w:tabs>
               <w:tab w:val="right" w:leader="dot" w:pos="9345"/>
             </w:tabs>
+            <w:ind w:firstLine="0"/>
             <w:rPr>
               <w:rFonts w:asciiTheme="minorHAnsi" w:eastAsiaTheme="minorEastAsia" w:hAnsiTheme="minorHAnsi" w:cstheme="minorBidi"/>
               <w:noProof/>
@@ -371,7 +377,7 @@
               <w14:ligatures w14:val="standardContextual"/>
             </w:rPr>
           </w:pPr>
-          <w:hyperlink w:anchor="_Toc243698028" w:history="1">
+          <w:hyperlink w:anchor="_Toc243733831" w:history="1">
             <w:r>
               <w:rPr>
                 <w:rStyle w:val="af0"/>
@@ -398,7 +404,7 @@
                 <w:noProof/>
                 <w:webHidden/>
               </w:rPr>
-              <w:instrText xml:space="preserve"> PAGEREF _Toc243698028 \h </w:instrText>
+              <w:instrText xml:space="preserve"> PAGEREF _Toc243733831 \h </w:instrText>
             </w:r>
             <w:r>
               <w:rPr>
@@ -435,6 +441,7 @@
             <w:tabs>
               <w:tab w:val="right" w:leader="dot" w:pos="9345"/>
             </w:tabs>
+            <w:ind w:firstLine="0"/>
             <w:rPr>
               <w:rFonts w:asciiTheme="minorHAnsi" w:eastAsiaTheme="minorEastAsia" w:hAnsiTheme="minorHAnsi" w:cstheme="minorBidi"/>
               <w:noProof/>
@@ -445,7 +452,7 @@
               <w14:ligatures w14:val="standardContextual"/>
             </w:rPr>
           </w:pPr>
-          <w:hyperlink w:anchor="_Toc243698029" w:history="1">
+          <w:hyperlink w:anchor="_Toc243733832" w:history="1">
             <w:r>
               <w:rPr>
                 <w:rStyle w:val="af0"/>
@@ -473,7 +480,7 @@
                 <w:noProof/>
                 <w:webHidden/>
               </w:rPr>
-              <w:instrText xml:space="preserve"> PAGEREF _Toc243698029 \h </w:instrText>
+              <w:instrText xml:space="preserve"> PAGEREF _Toc243733832 \h </w:instrText>
             </w:r>
             <w:r>
               <w:rPr>
@@ -510,6 +517,7 @@
             <w:tabs>
               <w:tab w:val="right" w:leader="dot" w:pos="9345"/>
             </w:tabs>
+            <w:ind w:firstLine="0"/>
             <w:rPr>
               <w:rFonts w:asciiTheme="minorHAnsi" w:eastAsiaTheme="minorEastAsia" w:hAnsiTheme="minorHAnsi" w:cstheme="minorBidi"/>
               <w:noProof/>
@@ -520,7 +528,7 @@
               <w14:ligatures w14:val="standardContextual"/>
             </w:rPr>
           </w:pPr>
-          <w:hyperlink w:anchor="_Toc243698030" w:history="1">
+          <w:hyperlink w:anchor="_Toc243733833" w:history="1">
             <w:r>
               <w:rPr>
                 <w:rStyle w:val="af0"/>
@@ -547,7 +555,7 @@
                 <w:noProof/>
                 <w:webHidden/>
               </w:rPr>
-              <w:instrText xml:space="preserve"> PAGEREF _Toc243698030 \h </w:instrText>
+              <w:instrText xml:space="preserve"> PAGEREF _Toc243733833 \h </w:instrText>
             </w:r>
             <w:r>
               <w:rPr>
@@ -584,6 +592,7 @@
             <w:tabs>
               <w:tab w:val="right" w:leader="dot" w:pos="9345"/>
             </w:tabs>
+            <w:ind w:firstLine="0"/>
             <w:rPr>
               <w:rFonts w:asciiTheme="minorHAnsi" w:eastAsiaTheme="minorEastAsia" w:hAnsiTheme="minorHAnsi" w:cstheme="minorBidi"/>
               <w:noProof/>
@@ -594,7 +603,7 @@
               <w14:ligatures w14:val="standardContextual"/>
             </w:rPr>
           </w:pPr>
-          <w:hyperlink w:anchor="_Toc243698031" w:history="1">
+          <w:hyperlink w:anchor="_Toc243733834" w:history="1">
             <w:r>
               <w:rPr>
                 <w:rStyle w:val="af0"/>
@@ -621,7 +630,7 @@
                 <w:noProof/>
                 <w:webHidden/>
               </w:rPr>
-              <w:instrText xml:space="preserve"> PAGEREF _Toc243698031 \h </w:instrText>
+              <w:instrText xml:space="preserve"> PAGEREF _Toc243733834 \h </w:instrText>
             </w:r>
             <w:r>
               <w:rPr>
@@ -658,6 +667,7 @@
             <w:tabs>
               <w:tab w:val="right" w:leader="dot" w:pos="9345"/>
             </w:tabs>
+            <w:ind w:firstLine="0"/>
             <w:rPr>
               <w:rFonts w:asciiTheme="minorHAnsi" w:eastAsiaTheme="minorEastAsia" w:hAnsiTheme="minorHAnsi" w:cstheme="minorBidi"/>
               <w:noProof/>
@@ -668,7 +678,7 @@
               <w14:ligatures w14:val="standardContextual"/>
             </w:rPr>
           </w:pPr>
-          <w:hyperlink w:anchor="_Toc243698032" w:history="1">
+          <w:hyperlink w:anchor="_Toc243733835" w:history="1">
             <w:r>
               <w:rPr>
                 <w:rStyle w:val="af0"/>
@@ -695,7 +705,7 @@
                 <w:noProof/>
                 <w:webHidden/>
               </w:rPr>
-              <w:instrText xml:space="preserve"> PAGEREF _Toc243698032 \h </w:instrText>
+              <w:instrText xml:space="preserve"> PAGEREF _Toc243733835 \h </w:instrText>
             </w:r>
             <w:r>
               <w:rPr>
@@ -739,56 +749,49 @@
     </w:sdt>
     <w:p>
       <w:pPr>
+        <w:suppressAutoHyphens w:val="0"/>
+        <w:autoSpaceDN/>
+        <w:spacing w:after="160" w:line="278" w:lineRule="auto"/>
+        <w:ind w:firstLine="0"/>
+        <w:jc w:val="left"/>
+        <w:textAlignment w:val="auto"/>
+        <w:rPr>
+          <w:lang w:val="en-US"/>
+        </w:rPr>
+      </w:pPr>
+      <w:r>
+        <w:rPr>
+          <w:lang w:val="en-US"/>
+        </w:rPr>
+        <w:br w:type="page"/>
+      </w:r>
+    </w:p>
+    <w:p>
+      <w:pPr>
         <w:pStyle w:val="ae"/>
+      </w:pPr>
+      <w:bookmarkStart w:id="3" w:name="_Toc243733829"/>
+      <w:r>
         <w:rPr>
           <w:rFonts w:eastAsia="Times New Roman"/>
         </w:rPr>
-      </w:pPr>
-    </w:p>
-    <w:p/>
-    <w:p/>
-    <w:p/>
-    <w:p/>
-    <w:p/>
-    <w:p/>
-    <w:p/>
-    <w:p/>
-    <w:p/>
-    <w:p/>
-    <w:p/>
-    <w:p/>
-    <w:p/>
-    <w:p/>
-    <w:p/>
-    <w:p/>
-    <w:p/>
-    <w:p/>
-    <w:p/>
-    <w:p>
-      <w:pPr>
-        <w:pStyle w:val="ae"/>
-      </w:pPr>
-      <w:bookmarkStart w:id="2" w:name="_Toc243698026"/>
-      <w:r>
-        <w:rPr>
-          <w:rFonts w:eastAsia="Times New Roman"/>
-        </w:rPr>
+        <w:lastRenderedPageBreak/>
         <w:t xml:space="preserve">1. </w:t>
       </w:r>
       <w:r>
         <w:t>Постановка задачи</w:t>
       </w:r>
+      <w:bookmarkEnd w:id="2"/>
       <w:bookmarkEnd w:id="1"/>
-      <w:bookmarkEnd w:id="0"/>
-      <w:bookmarkEnd w:id="2"/>
+      <w:bookmarkEnd w:id="3"/>
     </w:p>
     <w:p>
       <w:pPr>
         <w:pStyle w:val="af1"/>
       </w:pPr>
-      <w:bookmarkStart w:id="3" w:name="_Toc243039470"/>
       <w:bookmarkStart w:id="4" w:name="_Toc243697833"/>
-      <w:bookmarkStart w:id="5" w:name="_Toc243698027"/>
+      <w:bookmarkStart w:id="5" w:name="_Toc243733830"/>
+      <w:bookmarkStart w:id="6" w:name="_Toc243039470"/>
       <w:r>
         <w:t>Цель:</w:t>
       </w:r>
@@ -802,21 +805,21 @@
       <w:r>
         <w:t>получить практические навыки по установке ПО.</w:t>
       </w:r>
-      <w:bookmarkEnd w:id="3"/>
+      <w:bookmarkEnd w:id="6"/>
     </w:p>
     <w:p>
       <w:pPr>
         <w:pStyle w:val="af1"/>
       </w:pPr>
-      <w:bookmarkStart w:id="6" w:name="_Toc243039471"/>
-      <w:bookmarkStart w:id="7" w:name="_Toc243697834"/>
-      <w:bookmarkStart w:id="8" w:name="_Toc243698028"/>
+      <w:bookmarkStart w:id="7" w:name="_Toc243039471"/>
+      <w:bookmarkStart w:id="8" w:name="_Toc243697834"/>
+      <w:bookmarkStart w:id="9" w:name="_Toc243733831"/>
       <w:r>
         <w:t>Задачи:</w:t>
       </w:r>
-      <w:bookmarkEnd w:id="6"/>
       <w:bookmarkEnd w:id="7"/>
       <w:bookmarkEnd w:id="8"/>
+      <w:bookmarkEnd w:id="9"/>
     </w:p>
     <w:p>
       <w:r>
@@ -837,32 +840,32 @@
       <w:pPr>
         <w:pStyle w:val="ae"/>
       </w:pPr>
-      <w:bookmarkStart w:id="9" w:name="_Toc243039472"/>
-      <w:bookmarkStart w:id="10" w:name="_Toc243697835"/>
-      <w:bookmarkStart w:id="11" w:name="_Toc243698029"/>
+      <w:bookmarkStart w:id="10" w:name="_Toc243039472"/>
+      <w:bookmarkStart w:id="11" w:name="_Toc243697835"/>
+      <w:bookmarkStart w:id="12" w:name="_Toc243733832"/>
       <w:r>
         <w:rPr>
           <w:rFonts w:eastAsia="Times New Roman"/>
         </w:rPr>
         <w:t>2. Ход работы</w:t>
       </w:r>
-      <w:bookmarkEnd w:id="9"/>
       <w:bookmarkEnd w:id="10"/>
       <w:bookmarkEnd w:id="11"/>
+      <w:bookmarkEnd w:id="12"/>
     </w:p>
     <w:p>
       <w:pPr>
         <w:pStyle w:val="af1"/>
       </w:pPr>
-      <w:bookmarkStart w:id="12" w:name="_Toc243039473"/>
-      <w:bookmarkStart w:id="13" w:name="_Toc243697836"/>
-      <w:bookmarkStart w:id="14" w:name="_Toc243698030"/>
+      <w:bookmarkStart w:id="13" w:name="_Toc243039473"/>
+      <w:bookmarkStart w:id="14" w:name="_Toc243697836"/>
+      <w:bookmarkStart w:id="15" w:name="_Toc243733833"/>
       <w:r>
         <w:t>Установка «1С Предприятие 8»</w:t>
       </w:r>
-      <w:bookmarkEnd w:id="12"/>
       <w:bookmarkEnd w:id="13"/>
       <w:bookmarkEnd w:id="14"/>
+      <w:bookmarkEnd w:id="15"/>
     </w:p>
     <w:p>
       <w:r>
@@ -870,6 +873,9 @@
       </w:r>
     </w:p>
     <w:p>
+      <w:pPr>
+        <w:jc w:val="center"/>
+      </w:pPr>
       <w:r>
         <w:rPr>
           <w:b/>
@@ -915,50 +921,51 @@
     </w:p>
     <w:p>
       <w:pPr>
-        <w:rPr>
-          <w:szCs w:val="28"/>
-        </w:rPr>
-      </w:pPr>
-      <w:r>
-        <w:rPr>
-          <w:szCs w:val="28"/>
+        <w:jc w:val="center"/>
+        <w:rPr>
+          <w:sz w:val="24"/>
+        </w:rPr>
+      </w:pPr>
+      <w:r>
+        <w:rPr>
+          <w:sz w:val="24"/>
         </w:rPr>
         <w:t xml:space="preserve">Рисунок </w:t>
       </w:r>
       <w:r>
         <w:rPr>
-          <w:szCs w:val="28"/>
+          <w:sz w:val="24"/>
         </w:rPr>
         <w:fldChar w:fldCharType="begin"/>
       </w:r>
       <w:r>
         <w:rPr>
-          <w:szCs w:val="28"/>
+          <w:sz w:val="24"/>
         </w:rPr>
         <w:instrText xml:space="preserve"> SEQ Рисунок \* ARABIC </w:instrText>
       </w:r>
       <w:r>
         <w:rPr>
-          <w:szCs w:val="28"/>
+          <w:sz w:val="24"/>
         </w:rPr>
         <w:fldChar w:fldCharType="separate"/>
       </w:r>
       <w:r>
         <w:rPr>
           <w:noProof/>
-          <w:szCs w:val="28"/>
+          <w:sz w:val="24"/>
         </w:rPr>
         <w:t>1</w:t>
       </w:r>
       <w:r>
         <w:rPr>
-          <w:szCs w:val="28"/>
+          <w:sz w:val="24"/>
         </w:rPr>
         <w:fldChar w:fldCharType="end"/>
       </w:r>
       <w:r>
         <w:rPr>
-          <w:szCs w:val="28"/>
+          <w:sz w:val="24"/>
         </w:rPr>
         <w:t xml:space="preserve"> - Ярлык "1С Предприятие (учебная версия)"</w:t>
       </w:r>
@@ -1065,15 +1072,15 @@
       <w:pPr>
         <w:pStyle w:val="af1"/>
       </w:pPr>
-      <w:bookmarkStart w:id="15" w:name="_Toc243039474"/>
-      <w:bookmarkStart w:id="16" w:name="_Toc243697837"/>
-      <w:bookmarkStart w:id="17" w:name="_Toc243698031"/>
+      <w:bookmarkStart w:id="16" w:name="_Toc243039474"/>
+      <w:bookmarkStart w:id="17" w:name="_Toc243697837"/>
+      <w:bookmarkStart w:id="18" w:name="_Toc243733834"/>
       <w:r>
         <w:t>Установка «1С: УНФ»</w:t>
       </w:r>
-      <w:bookmarkEnd w:id="15"/>
       <w:bookmarkEnd w:id="16"/>
       <w:bookmarkEnd w:id="17"/>
+      <w:bookmarkEnd w:id="18"/>
     </w:p>
     <w:p>
       <w:r>
@@ -1199,18 +1206,18 @@
       <w:pPr>
         <w:pStyle w:val="ae"/>
       </w:pPr>
-      <w:bookmarkStart w:id="18" w:name="_Toc243039475"/>
-      <w:bookmarkStart w:id="19" w:name="_Toc243697838"/>
-      <w:bookmarkStart w:id="20" w:name="_Toc243698032"/>
+      <w:bookmarkStart w:id="19" w:name="_Toc243039475"/>
+      <w:bookmarkStart w:id="20" w:name="_Toc243697838"/>
+      <w:bookmarkStart w:id="21" w:name="_Toc243733835"/>
       <w:r>
         <w:t xml:space="preserve">3. </w:t>
       </w:r>
       <w:r>
         <w:t>Вывод</w:t>
       </w:r>
-      <w:bookmarkEnd w:id="18"/>
       <w:bookmarkEnd w:id="19"/>
       <w:bookmarkEnd w:id="20"/>
+      <w:bookmarkEnd w:id="21"/>
     </w:p>
     <w:p>
       <w:r>
@@ -1229,12 +1236,17 @@
       </w:r>
     </w:p>
     <w:p>
-      <w:pPr>
-        <w:rPr>
-          <w:b/>
-          <w:bCs/>
-        </w:rPr>
-      </w:pPr>
+      <w:r>
+        <w:t>Также в процессе работы были изучены основные этапы развертывания прикладных решений на платформе «1</w:t>
+      </w:r>
+      <w:proofErr w:type="gramStart"/>
+      <w:r>
+        <w:t>С:Предприятие</w:t>
+      </w:r>
+      <w:proofErr w:type="gramEnd"/>
+      <w:r>
+        <w:t xml:space="preserve"> 8»: от скачивания дистрибутива до создания информационной базы из шаблона. Освоен интерфейс запускающего окна и алгоритм добавления новой базы, что является базовым навыком, необходимым для дальнейшего выполнения практических заданий по настройке и ведению учета в конфигурации «Управление нашей фирмой». Полученные знания позволяют самостоятельно подготовить рабочее место для работы с учебной версией программы.</w:t>
+      </w:r>
     </w:p>
     <w:sectPr>
       <w:footerReference w:type="default" r:id="rId11"/>
@@ -1664,7 +1676,7 @@
     <w:lsdException w:name="footnote text" w:semiHidden="1" w:unhideWhenUsed="1"/>
     <w:lsdException w:name="annotation text" w:semiHidden="1" w:unhideWhenUsed="1"/>
     <w:lsdException w:name="header" w:semiHidden="1" w:unhideWhenUsed="1"/>
-    <w:lsdException w:name="footer" w:semiHidden="1" w:unhideWhenUsed="1"/>
+    <w:lsdException w:name="footer" w:semiHidden="1" w:uiPriority="0" w:unhideWhenUsed="1"/>
     <w:lsdException w:name="index heading" w:semiHidden="1" w:unhideWhenUsed="1"/>
     <w:lsdException w:name="caption" w:semiHidden="1" w:uiPriority="0" w:unhideWhenUsed="1" w:qFormat="1"/>
     <w:lsdException w:name="table of figures" w:semiHidden="1" w:unhideWhenUsed="1"/>
@@ -1706,7 +1718,7 @@
     <w:lsdException w:name="List Continue 4" w:semiHidden="1" w:unhideWhenUsed="1"/>
     <w:lsdException w:name="List Continue 5" w:semiHidden="1" w:unhideWhenUsed="1"/>
     <w:lsdException w:name="Message Header" w:semiHidden="1" w:unhideWhenUsed="1"/>
-    <w:lsdException w:name="Subtitle" w:uiPriority="11" w:qFormat="1"/>
+    <w:lsdException w:name="Subtitle" w:uiPriority="0" w:qFormat="1"/>
     <w:lsdException w:name="Salutation" w:semiHidden="1" w:unhideWhenUsed="1"/>
     <w:lsdException w:name="Date" w:semiHidden="1" w:unhideWhenUsed="1"/>
     <w:lsdException w:name="Body Text First Indent" w:semiHidden="1" w:unhideWhenUsed="1"/>
@@ -2012,7 +2024,7 @@
   <w:style w:type="paragraph" w:default="1" w:styleId="a">
     <w:name w:val="Normal"/>
     <w:qFormat/>
-    <w:rsid w:val="00C36650"/>
+    <w:rsid w:val="00214306"/>
     <w:pPr>
       <w:suppressAutoHyphens/>
       <w:autoSpaceDN w:val="0"/>
@@ -2036,7 +2048,7 @@
     <w:link w:val="10"/>
     <w:uiPriority w:val="9"/>
     <w:qFormat/>
-    <w:rsid w:val="00C36650"/>
+    <w:rsid w:val="00214306"/>
     <w:pPr>
       <w:keepNext/>
       <w:keepLines/>
@@ -2059,7 +2071,7 @@
     <w:semiHidden/>
     <w:unhideWhenUsed/>
     <w:qFormat/>
-    <w:rsid w:val="00C36650"/>
+    <w:rsid w:val="00214306"/>
     <w:pPr>
       <w:keepNext/>
       <w:keepLines/>
@@ -2228,7 +2240,7 @@
     <w:name w:val="Default Paragraph Font"/>
     <w:uiPriority w:val="1"/>
     <w:unhideWhenUsed/>
-    <w:rsid w:val="00C36650"/>
+    <w:rsid w:val="00214306"/>
   </w:style>
   <w:style w:type="table" w:default="1" w:styleId="a1">
     <w:name w:val="Normal Table"/>
@@ -2250,14 +2262,14 @@
     <w:uiPriority w:val="99"/>
     <w:semiHidden/>
     <w:unhideWhenUsed/>
-    <w:rsid w:val="00C36650"/>
+    <w:rsid w:val="00214306"/>
   </w:style>
   <w:style w:type="character" w:customStyle="1" w:styleId="10">
     <w:name w:val="Заголовок 1 Знак"/>
     <w:basedOn w:val="a0"/>
     <w:link w:val="1"/>
     <w:uiPriority w:val="9"/>
-    <w:rsid w:val="00C36650"/>
+    <w:rsid w:val="00214306"/>
     <w:rPr>
       <w:rFonts w:asciiTheme="majorHAnsi" w:eastAsiaTheme="majorEastAsia" w:hAnsiTheme="majorHAnsi" w:cs="Mangal"/>
       <w:color w:val="0F4761" w:themeColor="accent1" w:themeShade="BF"/>
@@ -2274,7 +2286,7 @@
     <w:link w:val="2"/>
     <w:uiPriority w:val="9"/>
     <w:semiHidden/>
-    <w:rsid w:val="00C36650"/>
+    <w:rsid w:val="00214306"/>
     <w:rPr>
       <w:rFonts w:asciiTheme="majorHAnsi" w:eastAsiaTheme="majorEastAsia" w:hAnsiTheme="majorHAnsi" w:cs="Mangal"/>
       <w:color w:val="0F4761" w:themeColor="accent1" w:themeShade="BF"/>
@@ -2385,7 +2397,7 @@
     <w:autoRedefine/>
     <w:uiPriority w:val="10"/>
     <w:qFormat/>
-    <w:rsid w:val="00C36650"/>
+    <w:rsid w:val="00214306"/>
     <w:pPr>
       <w:spacing w:before="0"/>
       <w:contextualSpacing/>
@@ -2406,7 +2418,7 @@
     <w:basedOn w:val="a0"/>
     <w:link w:val="a3"/>
     <w:uiPriority w:val="10"/>
-    <w:rsid w:val="00C36650"/>
+    <w:rsid w:val="00214306"/>
     <w:rPr>
       <w:rFonts w:ascii="Times New Roman" w:eastAsiaTheme="majorEastAsia" w:hAnsi="Times New Roman" w:cs="Mangal"/>
       <w:b/>
@@ -2423,40 +2435,36 @@
     <w:basedOn w:val="2"/>
     <w:next w:val="a"/>
     <w:link w:val="a6"/>
-    <w:autoRedefine/>
-    <w:uiPriority w:val="11"/>
     <w:qFormat/>
-    <w:rsid w:val="00C36650"/>
+    <w:rsid w:val="00214306"/>
     <w:pPr>
-      <w:numPr>
-        <w:ilvl w:val="1"/>
-      </w:numPr>
       <w:spacing w:before="0"/>
+      <w:ind w:firstLine="0"/>
       <w:jc w:val="left"/>
     </w:pPr>
     <w:rPr>
-      <w:rFonts w:ascii="Times New Roman" w:eastAsiaTheme="minorEastAsia" w:hAnsi="Times New Roman"/>
+      <w:rFonts w:ascii="Times New Roman" w:eastAsia="Times New Roman" w:hAnsi="Times New Roman"/>
       <w:b/>
+      <w:bCs/>
       <w:color w:val="000000" w:themeColor="text1"/>
       <w:spacing w:val="15"/>
       <w:sz w:val="28"/>
-      <w:szCs w:val="20"/>
     </w:rPr>
   </w:style>
   <w:style w:type="character" w:customStyle="1" w:styleId="a6">
     <w:name w:val="Подзаголовок Знак"/>
     <w:basedOn w:val="a0"/>
     <w:link w:val="a5"/>
-    <w:uiPriority w:val="11"/>
-    <w:rsid w:val="00C36650"/>
-    <w:rPr>
-      <w:rFonts w:ascii="Times New Roman" w:eastAsiaTheme="minorEastAsia" w:hAnsi="Times New Roman" w:cs="Mangal"/>
+    <w:rsid w:val="00214306"/>
+    <w:rPr>
+      <w:rFonts w:ascii="Times New Roman" w:eastAsia="Times New Roman" w:hAnsi="Times New Roman" w:cs="Mangal"/>
       <w:b/>
+      <w:bCs/>
       <w:color w:val="000000" w:themeColor="text1"/>
       <w:spacing w:val="15"/>
       <w:kern w:val="3"/>
       <w:sz w:val="28"/>
-      <w:szCs w:val="20"/>
+      <w:szCs w:val="23"/>
       <w:lang w:eastAsia="zh-CN" w:bidi="hi-IN"/>
       <w14:ligatures w14:val="none"/>
     </w:rPr>
@@ -2569,7 +2577,7 @@
     <w:uiPriority w:val="39"/>
     <w:unhideWhenUsed/>
     <w:qFormat/>
-    <w:rsid w:val="00C36650"/>
+    <w:rsid w:val="00214306"/>
     <w:pPr>
       <w:suppressAutoHyphens w:val="0"/>
       <w:autoSpaceDN/>
@@ -2587,7 +2595,7 @@
   <w:style w:type="paragraph" w:styleId="ad">
     <w:name w:val="caption"/>
     <w:basedOn w:val="Standard"/>
-    <w:rsid w:val="00C36650"/>
+    <w:rsid w:val="00214306"/>
     <w:pPr>
       <w:suppressLineNumbers/>
       <w:spacing w:before="120" w:after="120"/>
@@ -2634,7 +2642,7 @@
     <w:autoRedefine/>
     <w:uiPriority w:val="39"/>
     <w:unhideWhenUsed/>
-    <w:rsid w:val="00C36650"/>
+    <w:rsid w:val="00214306"/>
     <w:pPr>
       <w:spacing w:after="100"/>
     </w:pPr>
@@ -2648,7 +2656,7 @@
     <w:basedOn w:val="a0"/>
     <w:uiPriority w:val="99"/>
     <w:unhideWhenUsed/>
-    <w:rsid w:val="00C36650"/>
+    <w:rsid w:val="00214306"/>
     <w:rPr>
       <w:color w:val="467886" w:themeColor="hyperlink"/>
       <w:u w:val="single"/>
@@ -2682,7 +2690,7 @@
     <w:rPr>
       <w:rFonts w:ascii="Times New Roman" w:eastAsia="Times New Roman" w:hAnsi="Times New Roman" w:cs="Mangal"/>
       <w:b/>
-      <w:bCs/>
+      <w:bCs w:val="0"/>
       <w:color w:val="000000" w:themeColor="text1"/>
       <w:spacing w:val="15"/>
       <w:kern w:val="3"/>
@@ -2699,7 +2707,7 @@
     <w:autoRedefine/>
     <w:uiPriority w:val="39"/>
     <w:unhideWhenUsed/>
-    <w:rsid w:val="00C36650"/>
+    <w:rsid w:val="00214306"/>
     <w:pPr>
       <w:spacing w:after="100"/>
       <w:ind w:left="240"/>
@@ -2729,7 +2737,7 @@
   </w:style>
   <w:style w:type="paragraph" w:customStyle="1" w:styleId="Standard">
     <w:name w:val="Standard"/>
-    <w:rsid w:val="00C36650"/>
+    <w:rsid w:val="00214306"/>
     <w:pPr>
       <w:suppressAutoHyphens/>
       <w:autoSpaceDN w:val="0"/>
@@ -2747,7 +2755,7 @@
     <w:name w:val="Heading"/>
     <w:basedOn w:val="Standard"/>
     <w:next w:val="Textbody"/>
-    <w:rsid w:val="00C36650"/>
+    <w:rsid w:val="00214306"/>
     <w:pPr>
       <w:keepNext/>
       <w:spacing w:before="240" w:after="120"/>
@@ -2761,7 +2769,7 @@
   <w:style w:type="paragraph" w:customStyle="1" w:styleId="Textbody">
     <w:name w:val="Text body"/>
     <w:basedOn w:val="Standard"/>
-    <w:rsid w:val="00C36650"/>
+    <w:rsid w:val="00214306"/>
     <w:pPr>
       <w:spacing w:after="140" w:line="276" w:lineRule="auto"/>
     </w:pPr>
@@ -2769,12 +2777,12 @@
   <w:style w:type="paragraph" w:styleId="af3">
     <w:name w:val="List"/>
     <w:basedOn w:val="Textbody"/>
-    <w:rsid w:val="00C36650"/>
+    <w:rsid w:val="00214306"/>
   </w:style>
   <w:style w:type="paragraph" w:customStyle="1" w:styleId="Index">
     <w:name w:val="Index"/>
     <w:basedOn w:val="Standard"/>
-    <w:rsid w:val="00C36650"/>
+    <w:rsid w:val="00214306"/>
     <w:pPr>
       <w:suppressLineNumbers/>
     </w:pPr>
@@ -2782,7 +2790,7 @@
   <w:style w:type="paragraph" w:customStyle="1" w:styleId="HeaderandFooter">
     <w:name w:val="Header and Footer"/>
     <w:basedOn w:val="Standard"/>
-    <w:rsid w:val="00C36650"/>
+    <w:rsid w:val="00214306"/>
     <w:pPr>
       <w:suppressLineNumbers/>
       <w:tabs>
@@ -2795,14 +2803,12 @@
     <w:name w:val="footer"/>
     <w:basedOn w:val="HeaderandFooter"/>
     <w:link w:val="af5"/>
-    <w:uiPriority w:val="99"/>
-    <w:rsid w:val="00C36650"/>
+    <w:rsid w:val="00214306"/>
   </w:style>
   <w:style w:type="character" w:customStyle="1" w:styleId="af5">
     <w:name w:val="Нижний колонтитул Знак"/>
     <w:basedOn w:val="a0"/>
     <w:link w:val="af4"/>
-    <w:uiPriority w:val="99"/>
     <w:rsid w:val="00C36650"/>
     <w:rPr>
       <w:rFonts w:ascii="Liberation Serif" w:eastAsia="NSimSun" w:hAnsi="Liberation Serif" w:cs="Arial"/>
@@ -2814,16 +2820,16 @@
   <w:style w:type="paragraph" w:customStyle="1" w:styleId="Drawing">
     <w:name w:val="Drawing"/>
     <w:basedOn w:val="ad"/>
-    <w:rsid w:val="00C36650"/>
+    <w:rsid w:val="00214306"/>
   </w:style>
   <w:style w:type="character" w:customStyle="1" w:styleId="NumberingSymbols">
     <w:name w:val="Numbering Symbols"/>
-    <w:rsid w:val="00C36650"/>
+    <w:rsid w:val="00214306"/>
   </w:style>
   <w:style w:type="numbering" w:customStyle="1" w:styleId="Numbering123">
     <w:name w:val="Numbering 123"/>
     <w:basedOn w:val="a2"/>
-    <w:rsid w:val="00C36650"/>
+    <w:rsid w:val="00214306"/>
     <w:pPr>
       <w:numPr>
         <w:numId w:val="3"/>
